--- a/작업일지/9주차.docx
+++ b/작업일지/9주차.docx
@@ -207,6 +207,7 @@
                 <w:bCs/>
               </w:rPr>
             </w:pPr>
+            <w:proofErr w:type="spellStart"/>
             <w:r>
               <w:rPr>
                 <w:rFonts w:hint="eastAsia"/>
@@ -215,6 +216,7 @@
               </w:rPr>
               <w:t>팀명</w:t>
             </w:r>
+            <w:proofErr w:type="spellEnd"/>
           </w:p>
         </w:tc>
         <w:tc>
@@ -321,7 +323,21 @@
               <w:rPr>
                 <w:rFonts w:hint="eastAsia"/>
               </w:rPr>
-              <w:t>2022182035 임채은(클라/서버)</w:t>
+              <w:t xml:space="preserve">2022182035 </w:t>
+            </w:r>
+            <w:proofErr w:type="spellStart"/>
+            <w:r>
+              <w:rPr>
+                <w:rFonts w:hint="eastAsia"/>
+              </w:rPr>
+              <w:t>임채은</w:t>
+            </w:r>
+            <w:proofErr w:type="spellEnd"/>
+            <w:r>
+              <w:rPr>
+                <w:rFonts w:hint="eastAsia"/>
+              </w:rPr>
+              <w:t>(클라/서버)</w:t>
             </w:r>
           </w:p>
         </w:tc>
@@ -426,9 +442,6 @@
           <w:p>
             <w:pPr>
               <w:ind w:firstLineChars="100" w:firstLine="220"/>
-              <w:rPr>
-                <w:rFonts w:hint="eastAsia"/>
-              </w:rPr>
             </w:pPr>
           </w:p>
           <w:p>
@@ -447,7 +460,35 @@
               <w:rPr>
                 <w:rFonts w:hint="eastAsia"/>
               </w:rPr>
-              <w:t>1. DX12에선 protobuf로 구현했는데, 엔진에선 어떻게 돌아가는지 모르겠어서 기존 서버를 붙이지 못함</w:t>
+              <w:t xml:space="preserve">1. DX12에선 </w:t>
+            </w:r>
+            <w:proofErr w:type="spellStart"/>
+            <w:r>
+              <w:rPr>
+                <w:rFonts w:hint="eastAsia"/>
+              </w:rPr>
+              <w:t>protobuf</w:t>
+            </w:r>
+            <w:proofErr w:type="spellEnd"/>
+            <w:r>
+              <w:rPr>
+                <w:rFonts w:hint="eastAsia"/>
+              </w:rPr>
+              <w:t xml:space="preserve">로 구현했는데, 엔진에선 어떻게 돌아가는지 </w:t>
+            </w:r>
+            <w:proofErr w:type="spellStart"/>
+            <w:r>
+              <w:rPr>
+                <w:rFonts w:hint="eastAsia"/>
+              </w:rPr>
+              <w:t>모르겠어서</w:t>
+            </w:r>
+            <w:proofErr w:type="spellEnd"/>
+            <w:r>
+              <w:rPr>
+                <w:rFonts w:hint="eastAsia"/>
+              </w:rPr>
+              <w:t xml:space="preserve"> 기존 서버를 붙이지 못함</w:t>
             </w:r>
           </w:p>
           <w:p>
@@ -458,7 +499,21 @@
               <w:rPr>
                 <w:rFonts w:hint="eastAsia"/>
               </w:rPr>
-              <w:t>2. protobuf 붙이는 방법 못 찾으면 에코서버로 구현하기</w:t>
+              <w:t xml:space="preserve">2. </w:t>
+            </w:r>
+            <w:proofErr w:type="spellStart"/>
+            <w:r>
+              <w:rPr>
+                <w:rFonts w:hint="eastAsia"/>
+              </w:rPr>
+              <w:t>protobuf</w:t>
+            </w:r>
+            <w:proofErr w:type="spellEnd"/>
+            <w:r>
+              <w:rPr>
+                <w:rFonts w:hint="eastAsia"/>
+              </w:rPr>
+              <w:t xml:space="preserve"> 붙이는 방법 못 찾으면 에코서버로 구현하기</w:t>
             </w:r>
           </w:p>
           <w:p/>
@@ -483,13 +538,52 @@
           </w:p>
           <w:p>
             <w:pPr>
+              <w:pStyle w:val="a6"/>
+              <w:numPr>
+                <w:ilvl w:val="0"/>
+                <w:numId w:val="2"/>
+              </w:numPr>
+            </w:pPr>
+            <w:r>
+              <w:rPr>
+                <w:rFonts w:hint="eastAsia"/>
+              </w:rPr>
+              <w:t>외부를 없앨 것인지?</w:t>
+            </w:r>
+          </w:p>
+          <w:p>
+            <w:pPr>
+              <w:pStyle w:val="a6"/>
+              <w:ind w:left="580"/>
+            </w:pPr>
+            <w:r>
+              <w:rPr>
+                <w:rFonts w:hint="eastAsia"/>
+              </w:rPr>
+              <w:t>=&gt; 계속해서 고민해보기로 함</w:t>
+            </w:r>
+          </w:p>
+          <w:p>
+            <w:pPr>
               <w:ind w:firstLineChars="100" w:firstLine="220"/>
             </w:pPr>
             <w:r>
               <w:rPr>
                 <w:rFonts w:hint="eastAsia"/>
               </w:rPr>
-              <w:t xml:space="preserve">1. 외부를 없앨 것인지? </w:t>
+              <w:t>2. 맵 관련 규모, 내부 맵 종류를 몇 종으로 할 것인가?</w:t>
+            </w:r>
+          </w:p>
+          <w:p>
+            <w:pPr>
+              <w:pStyle w:val="a6"/>
+              <w:ind w:left="580"/>
+            </w:pPr>
+            <w:r>
+              <w:rPr>
+                <w:rFonts w:hint="eastAsia"/>
+              </w:rPr>
+              <w:t>=&gt; 현재는 2종으로 계획 중임</w:t>
             </w:r>
           </w:p>
           <w:p>
@@ -500,21 +594,19 @@
               <w:rPr>
                 <w:rFonts w:hint="eastAsia"/>
               </w:rPr>
-              <w:t>2. 맵 관련 규모, 내부 맵 종류를 몇 종으로 할 것인가?</w:t>
-            </w:r>
-          </w:p>
-          <w:p>
-            <w:pPr>
-              <w:ind w:firstLineChars="100" w:firstLine="220"/>
-              <w:rPr>
-                <w:rFonts w:hint="eastAsia"/>
-              </w:rPr>
-            </w:pPr>
-            <w:r>
-              <w:rPr>
-                <w:rFonts w:hint="eastAsia"/>
-              </w:rPr>
-              <w:t xml:space="preserve">3. 몬스터 수 고민 </w:t>
+              <w:t xml:space="preserve">3. 몬스터 </w:t>
+            </w:r>
+            <w:r>
+              <w:rPr>
+                <w:rFonts w:hint="eastAsia"/>
+              </w:rPr>
+              <w:t>종류</w:t>
+            </w:r>
+            <w:r>
+              <w:rPr>
+                <w:rFonts w:hint="eastAsia"/>
+              </w:rPr>
+              <w:t xml:space="preserve"> 고민 </w:t>
             </w:r>
             <w:r>
               <w:t>–</w:t>
@@ -524,12 +616,43 @@
                 <w:rFonts w:hint="eastAsia"/>
               </w:rPr>
               <w:t xml:space="preserve"> 기획을 다 하더라도 모델링 할 수 있을까?</w:t>
+            </w:r>
+          </w:p>
+          <w:p>
+            <w:pPr>
+              <w:pStyle w:val="a6"/>
+              <w:ind w:left="580"/>
+            </w:pPr>
+            <w:r>
+              <w:rPr>
+                <w:rFonts w:hint="eastAsia"/>
+              </w:rPr>
+              <w:t>=&gt; 현재는 10종을 목표하고 있음</w:t>
+            </w:r>
+          </w:p>
+          <w:p>
+            <w:pPr>
+              <w:pStyle w:val="a6"/>
+              <w:ind w:left="580"/>
+            </w:pPr>
+            <w:r>
+              <w:rPr>
+                <w:rFonts w:hint="eastAsia"/>
+              </w:rPr>
+              <w:t>=&gt; 이후 상황에 따라 변경될 가능성 있음</w:t>
             </w:r>
           </w:p>
         </w:tc>
       </w:tr>
     </w:tbl>
-    <w:p/>
+    <w:p>
+      <w:pPr>
+        <w:rPr>
+          <w:b/>
+          <w:bCs/>
+        </w:rPr>
+      </w:pPr>
+    </w:p>
     <w:p>
       <w:pPr>
         <w:rPr>
@@ -590,7 +713,48 @@
           <w:tcPr>
             <w:tcW w:w="9214" w:type="dxa"/>
           </w:tcPr>
-          <w:p/>
+          <w:p>
+            <w:r>
+              <w:rPr>
+                <w:rFonts w:hint="eastAsia"/>
+              </w:rPr>
+              <w:t xml:space="preserve">- </w:t>
+            </w:r>
+            <w:r>
+              <w:t>‘</w:t>
+            </w:r>
+            <w:r>
+              <w:rPr>
+                <w:rFonts w:hint="eastAsia"/>
+              </w:rPr>
+              <w:t>자원 수집</w:t>
+            </w:r>
+            <w:r>
+              <w:t>’</w:t>
+            </w:r>
+            <w:r>
+              <w:rPr>
+                <w:rFonts w:hint="eastAsia"/>
+              </w:rPr>
+              <w:t xml:space="preserve"> 관련된 게임 플레이 상세 내용 작성하기</w:t>
+            </w:r>
+          </w:p>
+          <w:p>
+            <w:r>
+              <w:rPr>
+                <w:rFonts w:hint="eastAsia"/>
+              </w:rPr>
+              <w:t>- 간단한 게임 기획서(제안서) 작성하기</w:t>
+            </w:r>
+          </w:p>
+          <w:p>
+            <w:r>
+              <w:rPr>
+                <w:rFonts w:hint="eastAsia"/>
+              </w:rPr>
+              <w:t>- 전투 기획.ppt 내 용어 수정</w:t>
+            </w:r>
+          </w:p>
         </w:tc>
       </w:tr>
       <w:tr>
@@ -634,6 +798,7 @@
                 <w:bCs/>
               </w:rPr>
             </w:pPr>
+            <w:proofErr w:type="spellStart"/>
             <w:r>
               <w:rPr>
                 <w:rFonts w:hint="eastAsia"/>
@@ -642,6 +807,7 @@
               </w:rPr>
               <w:t>임채은</w:t>
             </w:r>
+            <w:proofErr w:type="spellEnd"/>
           </w:p>
         </w:tc>
         <w:tc>
@@ -657,17 +823,34 @@
             </w:r>
           </w:p>
           <w:p>
-            <w:pPr>
-              <w:rPr>
-                <w:rFonts w:hint="eastAsia"/>
-              </w:rPr>
-            </w:pPr>
-            <w:r>
-              <w:rPr>
-                <w:rFonts w:hint="eastAsia"/>
-              </w:rPr>
-              <w:t>- 유데미 강의 섹션 2, 3 듣고 C++로 프로그래밍 할 수 있도록하기</w:t>
-            </w:r>
+            <w:r>
+              <w:rPr>
+                <w:rFonts w:hint="eastAsia"/>
+              </w:rPr>
+              <w:t xml:space="preserve">- </w:t>
+            </w:r>
+            <w:proofErr w:type="spellStart"/>
+            <w:r>
+              <w:rPr>
+                <w:rFonts w:hint="eastAsia"/>
+              </w:rPr>
+              <w:t>유데미</w:t>
+            </w:r>
+            <w:proofErr w:type="spellEnd"/>
+            <w:r>
+              <w:rPr>
+                <w:rFonts w:hint="eastAsia"/>
+              </w:rPr>
+              <w:t xml:space="preserve"> 강의 섹션 2, 3 듣고 C++로 프로그래밍 할 수 </w:t>
+            </w:r>
+            <w:proofErr w:type="spellStart"/>
+            <w:r>
+              <w:rPr>
+                <w:rFonts w:hint="eastAsia"/>
+              </w:rPr>
+              <w:t>있도록하기</w:t>
+            </w:r>
+            <w:proofErr w:type="spellEnd"/>
           </w:p>
         </w:tc>
       </w:tr>
@@ -726,10 +909,267 @@
             <w:tcW w:w="9214" w:type="dxa"/>
           </w:tcPr>
           <w:p>
-            <w:pPr>
-              <w:pStyle w:val="a6"/>
-              <w:ind w:left="880"/>
-            </w:pPr>
+            <w:r>
+              <w:rPr>
+                <w:rFonts w:hint="eastAsia"/>
+              </w:rPr>
+              <w:t>[수행 내용]</w:t>
+            </w:r>
+          </w:p>
+          <w:p>
+            <w:r>
+              <w:rPr>
+                <w:rFonts w:hint="eastAsia"/>
+              </w:rPr>
+              <w:t xml:space="preserve">- 게임기획 2에 제출할 겸 하여 간단한 게임 기획서(제안서)를 작성하였다. </w:t>
+            </w:r>
+            <w:proofErr w:type="spellStart"/>
+            <w:r>
+              <w:rPr>
+                <w:rFonts w:hint="eastAsia"/>
+              </w:rPr>
+              <w:t>기획서라기보</w:t>
+            </w:r>
+            <w:r>
+              <w:rPr>
+                <w:rFonts w:hint="eastAsia"/>
+              </w:rPr>
+              <w:lastRenderedPageBreak/>
+              <w:t>다는</w:t>
+            </w:r>
+            <w:proofErr w:type="spellEnd"/>
+            <w:r>
+              <w:rPr>
+                <w:rFonts w:hint="eastAsia"/>
+              </w:rPr>
+              <w:t xml:space="preserve"> 앞으로 기획해야 할 일 등을 기재하였기 때문에 </w:t>
+            </w:r>
+            <w:r>
+              <w:t>‘</w:t>
+            </w:r>
+            <w:r>
+              <w:rPr>
+                <w:rFonts w:hint="eastAsia"/>
+              </w:rPr>
+              <w:t>제안서</w:t>
+            </w:r>
+            <w:r>
+              <w:t>’</w:t>
+            </w:r>
+            <w:r>
+              <w:rPr>
+                <w:rFonts w:hint="eastAsia"/>
+              </w:rPr>
+              <w:t xml:space="preserve">로 </w:t>
+            </w:r>
+            <w:proofErr w:type="spellStart"/>
+            <w:r>
+              <w:rPr>
+                <w:rFonts w:hint="eastAsia"/>
+              </w:rPr>
+              <w:t>이름붙였다</w:t>
+            </w:r>
+            <w:proofErr w:type="spellEnd"/>
+            <w:r>
+              <w:rPr>
+                <w:rFonts w:hint="eastAsia"/>
+              </w:rPr>
+              <w:t>.</w:t>
+            </w:r>
+          </w:p>
+          <w:p>
+            <w:r>
+              <w:rPr>
+                <w:rFonts w:hint="eastAsia"/>
+              </w:rPr>
+              <w:t xml:space="preserve">- 이제껏 주요 게임 플레이인 </w:t>
+            </w:r>
+            <w:r>
+              <w:t>‘</w:t>
+            </w:r>
+            <w:r>
+              <w:rPr>
+                <w:rFonts w:hint="eastAsia"/>
+              </w:rPr>
+              <w:t>자원 수집</w:t>
+            </w:r>
+            <w:r>
+              <w:t>’</w:t>
+            </w:r>
+            <w:proofErr w:type="spellStart"/>
+            <w:r>
+              <w:rPr>
+                <w:rFonts w:hint="eastAsia"/>
+              </w:rPr>
+              <w:t>에</w:t>
+            </w:r>
+            <w:proofErr w:type="spellEnd"/>
+            <w:r>
+              <w:rPr>
+                <w:rFonts w:hint="eastAsia"/>
+              </w:rPr>
+              <w:t xml:space="preserve"> 대해 기획하지 않았기 때문에, 이전에 논의 도중 나왔던 관련 아이디어도 작성하였다.</w:t>
+            </w:r>
+          </w:p>
+          <w:p/>
+          <w:p>
+            <w:r>
+              <w:rPr>
+                <w:rFonts w:hint="eastAsia"/>
+              </w:rPr>
+              <w:t xml:space="preserve">- 이전에 작성한 </w:t>
+            </w:r>
+            <w:r>
+              <w:t>‘</w:t>
+            </w:r>
+            <w:r>
+              <w:rPr>
+                <w:rFonts w:hint="eastAsia"/>
+              </w:rPr>
+              <w:t>전투기획.ppt</w:t>
+            </w:r>
+            <w:r>
+              <w:t>’</w:t>
+            </w:r>
+            <w:r>
+              <w:rPr>
+                <w:rFonts w:hint="eastAsia"/>
+              </w:rPr>
+              <w:t xml:space="preserve">에 원거리 무기 관련 페이지에 작성한 단어 </w:t>
+            </w:r>
+            <w:r>
+              <w:t>‘</w:t>
+            </w:r>
+            <w:proofErr w:type="spellStart"/>
+            <w:r>
+              <w:rPr>
+                <w:rFonts w:hint="eastAsia"/>
+              </w:rPr>
+              <w:t>쿨타임</w:t>
+            </w:r>
+            <w:proofErr w:type="spellEnd"/>
+            <w:r>
+              <w:t>’</w:t>
+            </w:r>
+            <w:r>
+              <w:rPr>
+                <w:rFonts w:hint="eastAsia"/>
+              </w:rPr>
+              <w:t xml:space="preserve">을 </w:t>
+            </w:r>
+            <w:r>
+              <w:t>‘</w:t>
+            </w:r>
+            <w:r>
+              <w:rPr>
+                <w:rFonts w:hint="eastAsia"/>
+              </w:rPr>
+              <w:t>장전 시간</w:t>
+            </w:r>
+            <w:r>
+              <w:t>’</w:t>
+            </w:r>
+            <w:proofErr w:type="spellStart"/>
+            <w:r>
+              <w:rPr>
+                <w:rFonts w:hint="eastAsia"/>
+              </w:rPr>
+              <w:t>으로</w:t>
+            </w:r>
+            <w:proofErr w:type="spellEnd"/>
+            <w:r>
+              <w:rPr>
+                <w:rFonts w:hint="eastAsia"/>
+              </w:rPr>
+              <w:t xml:space="preserve"> 변경하였다. 내가 작성한 내용에는 </w:t>
+            </w:r>
+            <w:r>
+              <w:t>‘</w:t>
+            </w:r>
+            <w:r>
+              <w:rPr>
+                <w:rFonts w:hint="eastAsia"/>
+              </w:rPr>
+              <w:t>장전 시간</w:t>
+            </w:r>
+            <w:r>
+              <w:t>’</w:t>
+            </w:r>
+            <w:r>
+              <w:rPr>
+                <w:rFonts w:hint="eastAsia"/>
+              </w:rPr>
+              <w:t>이 더욱 적합하다.</w:t>
+            </w:r>
+          </w:p>
+          <w:p/>
+          <w:p>
+            <w:r>
+              <w:rPr>
+                <w:rFonts w:hint="eastAsia"/>
+              </w:rPr>
+              <w:t>[기타]</w:t>
+            </w:r>
+          </w:p>
+          <w:p>
+            <w:r>
+              <w:rPr>
+                <w:rFonts w:hint="eastAsia"/>
+              </w:rPr>
+              <w:t xml:space="preserve">- </w:t>
+            </w:r>
+            <w:r>
+              <w:t>‘</w:t>
+            </w:r>
+            <w:r>
+              <w:rPr>
+                <w:rFonts w:hint="eastAsia"/>
+              </w:rPr>
+              <w:t>중점연구과제</w:t>
+            </w:r>
+            <w:r>
+              <w:t>’</w:t>
+            </w:r>
+            <w:proofErr w:type="spellStart"/>
+            <w:r>
+              <w:rPr>
+                <w:rFonts w:hint="eastAsia"/>
+              </w:rPr>
+              <w:t>를</w:t>
+            </w:r>
+            <w:proofErr w:type="spellEnd"/>
+            <w:r>
+              <w:rPr>
+                <w:rFonts w:hint="eastAsia"/>
+              </w:rPr>
+              <w:t xml:space="preserve"> 무엇으로 선정해야 할 지 고민 중이다. 물론 모델링을 함으로서 그와 관련된 내용을 선정하여도 될 테이지만, </w:t>
+            </w:r>
+            <w:proofErr w:type="spellStart"/>
+            <w:r>
+              <w:rPr>
+                <w:rFonts w:hint="eastAsia"/>
+              </w:rPr>
+              <w:t>기획자로써의</w:t>
+            </w:r>
+            <w:proofErr w:type="spellEnd"/>
+            <w:r>
+              <w:rPr>
+                <w:rFonts w:hint="eastAsia"/>
+              </w:rPr>
+              <w:t xml:space="preserve"> 중점연구과제를 선정할 수 있으면 좋</w:t>
+            </w:r>
+            <w:r>
+              <w:rPr>
+                <w:rFonts w:hint="eastAsia"/>
+              </w:rPr>
+              <w:t>을 것 같</w:t>
+            </w:r>
+            <w:r>
+              <w:rPr>
+                <w:rFonts w:hint="eastAsia"/>
+              </w:rPr>
+              <w:t>다. 다만 아직 적합한 주제는 떠오르지 않는다.</w:t>
+            </w:r>
           </w:p>
         </w:tc>
       </w:tr>
@@ -751,6 +1191,7 @@
                 <w:b/>
                 <w:bCs/>
               </w:rPr>
+              <w:lastRenderedPageBreak/>
               <w:t>임수영</w:t>
             </w:r>
           </w:p>
@@ -774,6 +1215,7 @@
                 <w:bCs/>
               </w:rPr>
             </w:pPr>
+            <w:proofErr w:type="spellStart"/>
             <w:r>
               <w:rPr>
                 <w:rFonts w:hint="eastAsia"/>
@@ -782,6 +1224,7 @@
               </w:rPr>
               <w:t>임채은</w:t>
             </w:r>
+            <w:proofErr w:type="spellEnd"/>
           </w:p>
         </w:tc>
         <w:tc>
@@ -975,8 +1418,100 @@
       </w:rPr>
     </w:lvl>
   </w:abstractNum>
+  <w:abstractNum w:abstractNumId="1" w15:restartNumberingAfterBreak="0">
+    <w:nsid w:val="6E284ED7"/>
+    <w:multiLevelType w:val="hybridMultilevel"/>
+    <w:tmpl w:val="22EC1DFC"/>
+    <w:lvl w:ilvl="0" w:tplc="9E3C0006">
+      <w:start w:val="1"/>
+      <w:numFmt w:val="decimal"/>
+      <w:lvlText w:val="%1."/>
+      <w:lvlJc w:val="left"/>
+      <w:pPr>
+        <w:ind w:left="580" w:hanging="360"/>
+      </w:pPr>
+      <w:rPr>
+        <w:rFonts w:hint="default"/>
+      </w:rPr>
+    </w:lvl>
+    <w:lvl w:ilvl="1" w:tplc="04090019" w:tentative="1">
+      <w:start w:val="1"/>
+      <w:numFmt w:val="upperLetter"/>
+      <w:lvlText w:val="%2."/>
+      <w:lvlJc w:val="left"/>
+      <w:pPr>
+        <w:ind w:left="1100" w:hanging="440"/>
+      </w:pPr>
+    </w:lvl>
+    <w:lvl w:ilvl="2" w:tplc="0409001B" w:tentative="1">
+      <w:start w:val="1"/>
+      <w:numFmt w:val="lowerRoman"/>
+      <w:lvlText w:val="%3."/>
+      <w:lvlJc w:val="right"/>
+      <w:pPr>
+        <w:ind w:left="1540" w:hanging="440"/>
+      </w:pPr>
+    </w:lvl>
+    <w:lvl w:ilvl="3" w:tplc="0409000F" w:tentative="1">
+      <w:start w:val="1"/>
+      <w:numFmt w:val="decimal"/>
+      <w:lvlText w:val="%4."/>
+      <w:lvlJc w:val="left"/>
+      <w:pPr>
+        <w:ind w:left="1980" w:hanging="440"/>
+      </w:pPr>
+    </w:lvl>
+    <w:lvl w:ilvl="4" w:tplc="04090019" w:tentative="1">
+      <w:start w:val="1"/>
+      <w:numFmt w:val="upperLetter"/>
+      <w:lvlText w:val="%5."/>
+      <w:lvlJc w:val="left"/>
+      <w:pPr>
+        <w:ind w:left="2420" w:hanging="440"/>
+      </w:pPr>
+    </w:lvl>
+    <w:lvl w:ilvl="5" w:tplc="0409001B" w:tentative="1">
+      <w:start w:val="1"/>
+      <w:numFmt w:val="lowerRoman"/>
+      <w:lvlText w:val="%6."/>
+      <w:lvlJc w:val="right"/>
+      <w:pPr>
+        <w:ind w:left="2860" w:hanging="440"/>
+      </w:pPr>
+    </w:lvl>
+    <w:lvl w:ilvl="6" w:tplc="0409000F" w:tentative="1">
+      <w:start w:val="1"/>
+      <w:numFmt w:val="decimal"/>
+      <w:lvlText w:val="%7."/>
+      <w:lvlJc w:val="left"/>
+      <w:pPr>
+        <w:ind w:left="3300" w:hanging="440"/>
+      </w:pPr>
+    </w:lvl>
+    <w:lvl w:ilvl="7" w:tplc="04090019" w:tentative="1">
+      <w:start w:val="1"/>
+      <w:numFmt w:val="upperLetter"/>
+      <w:lvlText w:val="%8."/>
+      <w:lvlJc w:val="left"/>
+      <w:pPr>
+        <w:ind w:left="3740" w:hanging="440"/>
+      </w:pPr>
+    </w:lvl>
+    <w:lvl w:ilvl="8" w:tplc="0409001B" w:tentative="1">
+      <w:start w:val="1"/>
+      <w:numFmt w:val="lowerRoman"/>
+      <w:lvlText w:val="%9."/>
+      <w:lvlJc w:val="right"/>
+      <w:pPr>
+        <w:ind w:left="4180" w:hanging="440"/>
+      </w:pPr>
+    </w:lvl>
+  </w:abstractNum>
   <w:num w:numId="1" w16cid:durableId="1396316752">
     <w:abstractNumId w:val="0"/>
+  </w:num>
+  <w:num w:numId="2" w16cid:durableId="1745108507">
+    <w:abstractNumId w:val="1"/>
   </w:num>
 </w:numbering>
 </file>

--- a/작업일지/9주차.docx
+++ b/작업일지/9주차.docx
@@ -207,7 +207,6 @@
                 <w:bCs/>
               </w:rPr>
             </w:pPr>
-            <w:proofErr w:type="spellStart"/>
             <w:r>
               <w:rPr>
                 <w:rFonts w:hint="eastAsia"/>
@@ -216,7 +215,6 @@
               </w:rPr>
               <w:t>팀명</w:t>
             </w:r>
-            <w:proofErr w:type="spellEnd"/>
           </w:p>
         </w:tc>
         <w:tc>
@@ -323,21 +321,7 @@
               <w:rPr>
                 <w:rFonts w:hint="eastAsia"/>
               </w:rPr>
-              <w:t xml:space="preserve">2022182035 </w:t>
-            </w:r>
-            <w:proofErr w:type="spellStart"/>
-            <w:r>
-              <w:rPr>
-                <w:rFonts w:hint="eastAsia"/>
-              </w:rPr>
-              <w:t>임채은</w:t>
-            </w:r>
-            <w:proofErr w:type="spellEnd"/>
-            <w:r>
-              <w:rPr>
-                <w:rFonts w:hint="eastAsia"/>
-              </w:rPr>
-              <w:t>(클라/서버)</w:t>
+              <w:t>2022182035 임채은(클라/서버)</w:t>
             </w:r>
           </w:p>
         </w:tc>
@@ -460,35 +444,7 @@
               <w:rPr>
                 <w:rFonts w:hint="eastAsia"/>
               </w:rPr>
-              <w:t xml:space="preserve">1. DX12에선 </w:t>
-            </w:r>
-            <w:proofErr w:type="spellStart"/>
-            <w:r>
-              <w:rPr>
-                <w:rFonts w:hint="eastAsia"/>
-              </w:rPr>
-              <w:t>protobuf</w:t>
-            </w:r>
-            <w:proofErr w:type="spellEnd"/>
-            <w:r>
-              <w:rPr>
-                <w:rFonts w:hint="eastAsia"/>
-              </w:rPr>
-              <w:t xml:space="preserve">로 구현했는데, 엔진에선 어떻게 돌아가는지 </w:t>
-            </w:r>
-            <w:proofErr w:type="spellStart"/>
-            <w:r>
-              <w:rPr>
-                <w:rFonts w:hint="eastAsia"/>
-              </w:rPr>
-              <w:t>모르겠어서</w:t>
-            </w:r>
-            <w:proofErr w:type="spellEnd"/>
-            <w:r>
-              <w:rPr>
-                <w:rFonts w:hint="eastAsia"/>
-              </w:rPr>
-              <w:t xml:space="preserve"> 기존 서버를 붙이지 못함</w:t>
+              <w:t>1. DX12에선 protobuf로 구현했는데, 엔진에선 어떻게 돌아가는지 모르겠어서 기존 서버를 붙이지 못함</w:t>
             </w:r>
           </w:p>
           <w:p>
@@ -499,21 +455,7 @@
               <w:rPr>
                 <w:rFonts w:hint="eastAsia"/>
               </w:rPr>
-              <w:t xml:space="preserve">2. </w:t>
-            </w:r>
-            <w:proofErr w:type="spellStart"/>
-            <w:r>
-              <w:rPr>
-                <w:rFonts w:hint="eastAsia"/>
-              </w:rPr>
-              <w:t>protobuf</w:t>
-            </w:r>
-            <w:proofErr w:type="spellEnd"/>
-            <w:r>
-              <w:rPr>
-                <w:rFonts w:hint="eastAsia"/>
-              </w:rPr>
-              <w:t xml:space="preserve"> 붙이는 방법 못 찾으면 에코서버로 구현하기</w:t>
+              <w:t>2. protobuf 붙이는 방법 못 찾으면 에코서버로 구현하기</w:t>
             </w:r>
           </w:p>
           <w:p/>
@@ -798,7 +740,6 @@
                 <w:bCs/>
               </w:rPr>
             </w:pPr>
-            <w:proofErr w:type="spellStart"/>
             <w:r>
               <w:rPr>
                 <w:rFonts w:hint="eastAsia"/>
@@ -807,7 +748,6 @@
               </w:rPr>
               <w:t>임채은</w:t>
             </w:r>
-            <w:proofErr w:type="spellEnd"/>
           </w:p>
         </w:tc>
         <w:tc>
@@ -827,30 +767,8 @@
               <w:rPr>
                 <w:rFonts w:hint="eastAsia"/>
               </w:rPr>
-              <w:t xml:space="preserve">- </w:t>
-            </w:r>
-            <w:proofErr w:type="spellStart"/>
-            <w:r>
-              <w:rPr>
-                <w:rFonts w:hint="eastAsia"/>
-              </w:rPr>
-              <w:t>유데미</w:t>
-            </w:r>
-            <w:proofErr w:type="spellEnd"/>
-            <w:r>
-              <w:rPr>
-                <w:rFonts w:hint="eastAsia"/>
-              </w:rPr>
-              <w:t xml:space="preserve"> 강의 섹션 2, 3 듣고 C++로 프로그래밍 할 수 </w:t>
-            </w:r>
-            <w:proofErr w:type="spellStart"/>
-            <w:r>
-              <w:rPr>
-                <w:rFonts w:hint="eastAsia"/>
-              </w:rPr>
-              <w:t>있도록하기</w:t>
-            </w:r>
-            <w:proofErr w:type="spellEnd"/>
+              <w:t>- 유데미 강의 섹션 2, 3 듣고 C++로 프로그래밍 할 수 있도록하기</w:t>
+            </w:r>
           </w:p>
         </w:tc>
       </w:tr>
@@ -921,28 +839,14 @@
               <w:rPr>
                 <w:rFonts w:hint="eastAsia"/>
               </w:rPr>
-              <w:t xml:space="preserve">- 게임기획 2에 제출할 겸 하여 간단한 게임 기획서(제안서)를 작성하였다. </w:t>
-            </w:r>
-            <w:proofErr w:type="spellStart"/>
-            <w:r>
-              <w:rPr>
-                <w:rFonts w:hint="eastAsia"/>
-              </w:rPr>
-              <w:t>기획서라기보</w:t>
+              <w:t>- 게임기획 2에 제출할 겸 하여 간단한 게임 기획서(제안서)를 작성하였다. 기획서라기보</w:t>
             </w:r>
             <w:r>
               <w:rPr>
                 <w:rFonts w:hint="eastAsia"/>
               </w:rPr>
               <w:lastRenderedPageBreak/>
-              <w:t>다는</w:t>
-            </w:r>
-            <w:proofErr w:type="spellEnd"/>
-            <w:r>
-              <w:rPr>
-                <w:rFonts w:hint="eastAsia"/>
-              </w:rPr>
-              <w:t xml:space="preserve"> 앞으로 기획해야 할 일 등을 기재하였기 때문에 </w:t>
+              <w:t xml:space="preserve">다는 앞으로 기획해야 할 일 등을 기재하였기 때문에 </w:t>
             </w:r>
             <w:r>
               <w:t>‘</w:t>
@@ -960,21 +864,7 @@
               <w:rPr>
                 <w:rFonts w:hint="eastAsia"/>
               </w:rPr>
-              <w:t xml:space="preserve">로 </w:t>
-            </w:r>
-            <w:proofErr w:type="spellStart"/>
-            <w:r>
-              <w:rPr>
-                <w:rFonts w:hint="eastAsia"/>
-              </w:rPr>
-              <w:t>이름붙였다</w:t>
-            </w:r>
-            <w:proofErr w:type="spellEnd"/>
-            <w:r>
-              <w:rPr>
-                <w:rFonts w:hint="eastAsia"/>
-              </w:rPr>
-              <w:t>.</w:t>
+              <w:t>로 이름붙였다.</w:t>
             </w:r>
           </w:p>
           <w:p>
@@ -996,19 +886,24 @@
             <w:r>
               <w:t>’</w:t>
             </w:r>
-            <w:proofErr w:type="spellStart"/>
-            <w:r>
-              <w:rPr>
-                <w:rFonts w:hint="eastAsia"/>
-              </w:rPr>
-              <w:t>에</w:t>
-            </w:r>
-            <w:proofErr w:type="spellEnd"/>
-            <w:r>
-              <w:rPr>
-                <w:rFonts w:hint="eastAsia"/>
-              </w:rPr>
-              <w:t xml:space="preserve"> 대해 기획하지 않았기 때문에, 이전에 논의 도중 나왔던 관련 아이디어도 작성하였다.</w:t>
+            <w:r>
+              <w:rPr>
+                <w:rFonts w:hint="eastAsia"/>
+              </w:rPr>
+              <w:t>에 대해 기획하지 않았기 때문에, 이전에 논의 도중 나왔던 관련 아이디어도 작성하였다.</w:t>
+            </w:r>
+          </w:p>
+          <w:p>
+            <w:pPr>
+              <w:rPr>
+                <w:rFonts w:hint="eastAsia"/>
+              </w:rPr>
+            </w:pPr>
+            <w:r>
+              <w:rPr>
+                <w:rFonts w:hint="eastAsia"/>
+              </w:rPr>
+              <w:t>- 아직 공유되지 않은 사항이기 때문에 추후 회의를 통해 협의하고자 한다.</w:t>
             </w:r>
           </w:p>
           <w:p/>
@@ -1040,14 +935,12 @@
             <w:r>
               <w:t>‘</w:t>
             </w:r>
-            <w:proofErr w:type="spellStart"/>
             <w:r>
               <w:rPr>
                 <w:rFonts w:hint="eastAsia"/>
               </w:rPr>
               <w:t>쿨타임</w:t>
             </w:r>
-            <w:proofErr w:type="spellEnd"/>
             <w:r>
               <w:t>’</w:t>
             </w:r>
@@ -1069,19 +962,11 @@
             <w:r>
               <w:t>’</w:t>
             </w:r>
-            <w:proofErr w:type="spellStart"/>
-            <w:r>
-              <w:rPr>
-                <w:rFonts w:hint="eastAsia"/>
-              </w:rPr>
-              <w:t>으로</w:t>
-            </w:r>
-            <w:proofErr w:type="spellEnd"/>
-            <w:r>
-              <w:rPr>
-                <w:rFonts w:hint="eastAsia"/>
-              </w:rPr>
-              <w:t xml:space="preserve"> 변경하였다. 내가 작성한 내용에는 </w:t>
+            <w:r>
+              <w:rPr>
+                <w:rFonts w:hint="eastAsia"/>
+              </w:rPr>
+              <w:t xml:space="preserve">으로 변경하였다. 내가 작성한 내용에는 </w:t>
             </w:r>
             <w:r>
               <w:t>‘</w:t>
@@ -1130,33 +1015,11 @@
             <w:r>
               <w:t>’</w:t>
             </w:r>
-            <w:proofErr w:type="spellStart"/>
-            <w:r>
-              <w:rPr>
-                <w:rFonts w:hint="eastAsia"/>
-              </w:rPr>
-              <w:t>를</w:t>
-            </w:r>
-            <w:proofErr w:type="spellEnd"/>
-            <w:r>
-              <w:rPr>
-                <w:rFonts w:hint="eastAsia"/>
-              </w:rPr>
-              <w:t xml:space="preserve"> 무엇으로 선정해야 할 지 고민 중이다. 물론 모델링을 함으로서 그와 관련된 내용을 선정하여도 될 테이지만, </w:t>
-            </w:r>
-            <w:proofErr w:type="spellStart"/>
-            <w:r>
-              <w:rPr>
-                <w:rFonts w:hint="eastAsia"/>
-              </w:rPr>
-              <w:t>기획자로써의</w:t>
-            </w:r>
-            <w:proofErr w:type="spellEnd"/>
-            <w:r>
-              <w:rPr>
-                <w:rFonts w:hint="eastAsia"/>
-              </w:rPr>
-              <w:t xml:space="preserve"> 중점연구과제를 선정할 수 있으면 좋</w:t>
+            <w:r>
+              <w:rPr>
+                <w:rFonts w:hint="eastAsia"/>
+              </w:rPr>
+              <w:t>를 무엇으로 선정해야 할 지 고민 중이다. 물론 모델링을 함으로서 그와 관련된 내용을 선정하여도 될 테이지만, 기획자로써의 중점연구과제를 선정할 수 있으면 좋</w:t>
             </w:r>
             <w:r>
               <w:rPr>
@@ -1215,7 +1078,6 @@
                 <w:bCs/>
               </w:rPr>
             </w:pPr>
-            <w:proofErr w:type="spellStart"/>
             <w:r>
               <w:rPr>
                 <w:rFonts w:hint="eastAsia"/>
@@ -1224,7 +1086,6 @@
               </w:rPr>
               <w:t>임채은</w:t>
             </w:r>
-            <w:proofErr w:type="spellEnd"/>
           </w:p>
         </w:tc>
         <w:tc>

--- a/작업일지/9주차.docx
+++ b/작업일지/9주차.docx
@@ -207,6 +207,7 @@
                 <w:bCs/>
               </w:rPr>
             </w:pPr>
+            <w:proofErr w:type="spellStart"/>
             <w:r>
               <w:rPr>
                 <w:rFonts w:hint="eastAsia"/>
@@ -215,6 +216,7 @@
               </w:rPr>
               <w:t>팀명</w:t>
             </w:r>
+            <w:proofErr w:type="spellEnd"/>
           </w:p>
         </w:tc>
         <w:tc>
@@ -284,7 +286,21 @@
               <w:rPr>
                 <w:rFonts w:hint="eastAsia"/>
               </w:rPr>
-              <w:t xml:space="preserve"> 윤이하나(기획, </w:t>
+              <w:t xml:space="preserve"> </w:t>
+            </w:r>
+            <w:proofErr w:type="spellStart"/>
+            <w:r>
+              <w:rPr>
+                <w:rFonts w:hint="eastAsia"/>
+              </w:rPr>
+              <w:t>윤이하나</w:t>
+            </w:r>
+            <w:proofErr w:type="spellEnd"/>
+            <w:r>
+              <w:rPr>
+                <w:rFonts w:hint="eastAsia"/>
+              </w:rPr>
+              <w:t xml:space="preserve">(기획, </w:t>
             </w:r>
             <w:r>
               <w:rPr>
@@ -444,7 +460,35 @@
               <w:rPr>
                 <w:rFonts w:hint="eastAsia"/>
               </w:rPr>
-              <w:t>1. DX12에선 protobuf로 구현했는데, 엔진에선 어떻게 돌아가는지 모르겠어서 기존 서버를 붙이지 못함</w:t>
+              <w:t xml:space="preserve">1. DX12에선 </w:t>
+            </w:r>
+            <w:proofErr w:type="spellStart"/>
+            <w:r>
+              <w:rPr>
+                <w:rFonts w:hint="eastAsia"/>
+              </w:rPr>
+              <w:t>protobuf</w:t>
+            </w:r>
+            <w:proofErr w:type="spellEnd"/>
+            <w:r>
+              <w:rPr>
+                <w:rFonts w:hint="eastAsia"/>
+              </w:rPr>
+              <w:t xml:space="preserve">로 구현했는데, 엔진에선 어떻게 돌아가는지 </w:t>
+            </w:r>
+            <w:proofErr w:type="spellStart"/>
+            <w:r>
+              <w:rPr>
+                <w:rFonts w:hint="eastAsia"/>
+              </w:rPr>
+              <w:t>모르겠어서</w:t>
+            </w:r>
+            <w:proofErr w:type="spellEnd"/>
+            <w:r>
+              <w:rPr>
+                <w:rFonts w:hint="eastAsia"/>
+              </w:rPr>
+              <w:t xml:space="preserve"> 기존 서버를 붙이지 못함</w:t>
             </w:r>
           </w:p>
           <w:p>
@@ -455,7 +499,21 @@
               <w:rPr>
                 <w:rFonts w:hint="eastAsia"/>
               </w:rPr>
-              <w:t>2. protobuf 붙이는 방법 못 찾으면 에코서버로 구현하기</w:t>
+              <w:t xml:space="preserve">2. </w:t>
+            </w:r>
+            <w:proofErr w:type="spellStart"/>
+            <w:r>
+              <w:rPr>
+                <w:rFonts w:hint="eastAsia"/>
+              </w:rPr>
+              <w:t>protobuf</w:t>
+            </w:r>
+            <w:proofErr w:type="spellEnd"/>
+            <w:r>
+              <w:rPr>
+                <w:rFonts w:hint="eastAsia"/>
+              </w:rPr>
+              <w:t xml:space="preserve"> 붙이는 방법 못 찾으면 에코서버로 구현하기</w:t>
             </w:r>
           </w:p>
           <w:p/>
@@ -641,6 +699,7 @@
                 <w:bCs/>
               </w:rPr>
             </w:pPr>
+            <w:proofErr w:type="spellStart"/>
             <w:r>
               <w:rPr>
                 <w:rFonts w:hint="eastAsia"/>
@@ -649,6 +708,7 @@
               </w:rPr>
               <w:t>윤이하나</w:t>
             </w:r>
+            <w:proofErr w:type="spellEnd"/>
           </w:p>
         </w:tc>
         <w:tc>
@@ -767,8 +827,30 @@
               <w:rPr>
                 <w:rFonts w:hint="eastAsia"/>
               </w:rPr>
-              <w:t>- 유데미 강의 섹션 2, 3 듣고 C++로 프로그래밍 할 수 있도록하기</w:t>
-            </w:r>
+              <w:t xml:space="preserve">- </w:t>
+            </w:r>
+            <w:proofErr w:type="spellStart"/>
+            <w:r>
+              <w:rPr>
+                <w:rFonts w:hint="eastAsia"/>
+              </w:rPr>
+              <w:t>유데미</w:t>
+            </w:r>
+            <w:proofErr w:type="spellEnd"/>
+            <w:r>
+              <w:rPr>
+                <w:rFonts w:hint="eastAsia"/>
+              </w:rPr>
+              <w:t xml:space="preserve"> 강의 섹션 2, 3 듣고 C++로 프로그래밍 할 수 </w:t>
+            </w:r>
+            <w:proofErr w:type="spellStart"/>
+            <w:r>
+              <w:rPr>
+                <w:rFonts w:hint="eastAsia"/>
+              </w:rPr>
+              <w:t>있도록하기</w:t>
+            </w:r>
+            <w:proofErr w:type="spellEnd"/>
           </w:p>
         </w:tc>
       </w:tr>
@@ -812,6 +894,7 @@
                 <w:bCs/>
               </w:rPr>
             </w:pPr>
+            <w:proofErr w:type="spellStart"/>
             <w:r>
               <w:rPr>
                 <w:rFonts w:hint="eastAsia"/>
@@ -820,6 +903,7 @@
               </w:rPr>
               <w:t>윤이하나</w:t>
             </w:r>
+            <w:proofErr w:type="spellEnd"/>
           </w:p>
         </w:tc>
         <w:tc>
@@ -839,14 +923,28 @@
               <w:rPr>
                 <w:rFonts w:hint="eastAsia"/>
               </w:rPr>
-              <w:t>- 게임기획 2에 제출할 겸 하여 간단한 게임 기획서(제안서)를 작성하였다. 기획서라기보</w:t>
+              <w:t xml:space="preserve">- 게임기획 2에 제출할 겸 하여 간단한 게임 기획서(제안서)를 작성하였다. </w:t>
+            </w:r>
+            <w:proofErr w:type="spellStart"/>
+            <w:r>
+              <w:rPr>
+                <w:rFonts w:hint="eastAsia"/>
+              </w:rPr>
+              <w:t>기획서라기보</w:t>
             </w:r>
             <w:r>
               <w:rPr>
                 <w:rFonts w:hint="eastAsia"/>
               </w:rPr>
               <w:lastRenderedPageBreak/>
-              <w:t xml:space="preserve">다는 앞으로 기획해야 할 일 등을 기재하였기 때문에 </w:t>
+              <w:t>다는</w:t>
+            </w:r>
+            <w:proofErr w:type="spellEnd"/>
+            <w:r>
+              <w:rPr>
+                <w:rFonts w:hint="eastAsia"/>
+              </w:rPr>
+              <w:t xml:space="preserve"> 앞으로 기획해야 할 일 등을 기재하였기 때문에 </w:t>
             </w:r>
             <w:r>
               <w:t>‘</w:t>
@@ -864,7 +962,21 @@
               <w:rPr>
                 <w:rFonts w:hint="eastAsia"/>
               </w:rPr>
-              <w:t>로 이름붙였다.</w:t>
+              <w:t xml:space="preserve">로 </w:t>
+            </w:r>
+            <w:proofErr w:type="spellStart"/>
+            <w:r>
+              <w:rPr>
+                <w:rFonts w:hint="eastAsia"/>
+              </w:rPr>
+              <w:t>이름붙였다</w:t>
+            </w:r>
+            <w:proofErr w:type="spellEnd"/>
+            <w:r>
+              <w:rPr>
+                <w:rFonts w:hint="eastAsia"/>
+              </w:rPr>
+              <w:t>.</w:t>
             </w:r>
           </w:p>
           <w:p>
@@ -886,19 +998,22 @@
             <w:r>
               <w:t>’</w:t>
             </w:r>
-            <w:r>
-              <w:rPr>
-                <w:rFonts w:hint="eastAsia"/>
-              </w:rPr>
-              <w:t>에 대해 기획하지 않았기 때문에, 이전에 논의 도중 나왔던 관련 아이디어도 작성하였다.</w:t>
-            </w:r>
-          </w:p>
-          <w:p>
-            <w:pPr>
-              <w:rPr>
-                <w:rFonts w:hint="eastAsia"/>
-              </w:rPr>
-            </w:pPr>
+            <w:proofErr w:type="spellStart"/>
+            <w:r>
+              <w:rPr>
+                <w:rFonts w:hint="eastAsia"/>
+              </w:rPr>
+              <w:t>에</w:t>
+            </w:r>
+            <w:proofErr w:type="spellEnd"/>
+            <w:r>
+              <w:rPr>
+                <w:rFonts w:hint="eastAsia"/>
+              </w:rPr>
+              <w:t xml:space="preserve"> 대해 기획하지 않았기 때문에, 이전에 논의 도중 나왔던 관련 아이디어도 작성하였다.</w:t>
+            </w:r>
+          </w:p>
+          <w:p>
             <w:r>
               <w:rPr>
                 <w:rFonts w:hint="eastAsia"/>
@@ -935,12 +1050,14 @@
             <w:r>
               <w:t>‘</w:t>
             </w:r>
+            <w:proofErr w:type="spellStart"/>
             <w:r>
               <w:rPr>
                 <w:rFonts w:hint="eastAsia"/>
               </w:rPr>
               <w:t>쿨타임</w:t>
             </w:r>
+            <w:proofErr w:type="spellEnd"/>
             <w:r>
               <w:t>’</w:t>
             </w:r>
@@ -962,11 +1079,19 @@
             <w:r>
               <w:t>’</w:t>
             </w:r>
-            <w:r>
-              <w:rPr>
-                <w:rFonts w:hint="eastAsia"/>
-              </w:rPr>
-              <w:t xml:space="preserve">으로 변경하였다. 내가 작성한 내용에는 </w:t>
+            <w:proofErr w:type="spellStart"/>
+            <w:r>
+              <w:rPr>
+                <w:rFonts w:hint="eastAsia"/>
+              </w:rPr>
+              <w:t>으로</w:t>
+            </w:r>
+            <w:proofErr w:type="spellEnd"/>
+            <w:r>
+              <w:rPr>
+                <w:rFonts w:hint="eastAsia"/>
+              </w:rPr>
+              <w:t xml:space="preserve"> 변경하였다. 내가 작성한 내용에는 </w:t>
             </w:r>
             <w:r>
               <w:t>‘</w:t>
@@ -1015,11 +1140,33 @@
             <w:r>
               <w:t>’</w:t>
             </w:r>
-            <w:r>
-              <w:rPr>
-                <w:rFonts w:hint="eastAsia"/>
-              </w:rPr>
-              <w:t>를 무엇으로 선정해야 할 지 고민 중이다. 물론 모델링을 함으로서 그와 관련된 내용을 선정하여도 될 테이지만, 기획자로써의 중점연구과제를 선정할 수 있으면 좋</w:t>
+            <w:proofErr w:type="spellStart"/>
+            <w:r>
+              <w:rPr>
+                <w:rFonts w:hint="eastAsia"/>
+              </w:rPr>
+              <w:t>를</w:t>
+            </w:r>
+            <w:proofErr w:type="spellEnd"/>
+            <w:r>
+              <w:rPr>
+                <w:rFonts w:hint="eastAsia"/>
+              </w:rPr>
+              <w:t xml:space="preserve"> 무엇으로 선정해야 할 지 고민 중이다. 물론 모델링을 함으로서 그와 관련된 내용을 선정하여도 될 테이지만, </w:t>
+            </w:r>
+            <w:proofErr w:type="spellStart"/>
+            <w:r>
+              <w:rPr>
+                <w:rFonts w:hint="eastAsia"/>
+              </w:rPr>
+              <w:t>기획자로써의</w:t>
+            </w:r>
+            <w:proofErr w:type="spellEnd"/>
+            <w:r>
+              <w:rPr>
+                <w:rFonts w:hint="eastAsia"/>
+              </w:rPr>
+              <w:t xml:space="preserve"> 중점연구과제를 선정할 수 있으면 좋</w:t>
             </w:r>
             <w:r>
               <w:rPr>
@@ -1092,6 +1239,519 @@
           <w:tcPr>
             <w:tcW w:w="9214" w:type="dxa"/>
           </w:tcPr>
+          <w:p>
+            <w:r>
+              <w:rPr>
+                <w:rFonts w:hint="eastAsia"/>
+              </w:rPr>
+              <w:t>[수행 내용]</w:t>
+            </w:r>
+          </w:p>
+          <w:p>
+            <w:r>
+              <w:rPr>
+                <w:rFonts w:hint="eastAsia"/>
+              </w:rPr>
+              <w:t xml:space="preserve">- git ignore를 고쳤는데 제대로 작동되지 않는 파일이 있는 것 같다. 다음 주에 캐시를 지우는 명령어를 써봐야겠다. 그리고 </w:t>
+            </w:r>
+            <w:proofErr w:type="spellStart"/>
+            <w:r>
+              <w:rPr>
+                <w:rFonts w:hint="eastAsia"/>
+              </w:rPr>
+              <w:t>언리얼</w:t>
+            </w:r>
+            <w:proofErr w:type="spellEnd"/>
+            <w:r>
+              <w:rPr>
+                <w:rFonts w:hint="eastAsia"/>
+              </w:rPr>
+              <w:t xml:space="preserve"> 파일을 </w:t>
+            </w:r>
+            <w:proofErr w:type="spellStart"/>
+            <w:r>
+              <w:rPr>
+                <w:rFonts w:hint="eastAsia"/>
+              </w:rPr>
+              <w:t>깃허브에</w:t>
+            </w:r>
+            <w:proofErr w:type="spellEnd"/>
+            <w:r>
+              <w:rPr>
+                <w:rFonts w:hint="eastAsia"/>
+              </w:rPr>
+              <w:t xml:space="preserve"> 올렸을 때 팀원들이 파일을 못 연다고 하는데 아직 어떤 부분이 문제인지 모르겠다. </w:t>
+            </w:r>
+            <w:r>
+              <w:rPr>
+                <w:rFonts w:hint="eastAsia"/>
+              </w:rPr>
+              <w:t xml:space="preserve">노트북에서 </w:t>
+            </w:r>
+            <w:proofErr w:type="gramStart"/>
+            <w:r>
+              <w:rPr>
+                <w:rFonts w:hint="eastAsia"/>
+              </w:rPr>
+              <w:t>테스트 했을</w:t>
+            </w:r>
+            <w:proofErr w:type="gramEnd"/>
+            <w:r>
+              <w:rPr>
+                <w:rFonts w:hint="eastAsia"/>
+              </w:rPr>
+              <w:t xml:space="preserve"> 때는 실행이 돼서 더 모르겠다. </w:t>
+            </w:r>
+            <w:r>
+              <w:rPr>
+                <w:rFonts w:hint="eastAsia"/>
+              </w:rPr>
+              <w:t xml:space="preserve">이번 주는 강의 듣느라 </w:t>
+            </w:r>
+            <w:proofErr w:type="spellStart"/>
+            <w:r>
+              <w:rPr>
+                <w:rFonts w:hint="eastAsia"/>
+              </w:rPr>
+              <w:t>깃허브</w:t>
+            </w:r>
+            <w:proofErr w:type="spellEnd"/>
+            <w:r>
+              <w:rPr>
+                <w:rFonts w:hint="eastAsia"/>
+              </w:rPr>
+              <w:t xml:space="preserve"> 관련 문제에 시간을 쏟지 못했는데, 다음 주까지 꼭 해결하려고 한다. (정 안 되면 새로 저장소를 파려고 한다.)</w:t>
+            </w:r>
+          </w:p>
+          <w:p/>
+          <w:p>
+            <w:r>
+              <w:rPr>
+                <w:rFonts w:hint="eastAsia"/>
+              </w:rPr>
+              <w:t xml:space="preserve">- </w:t>
+            </w:r>
+            <w:proofErr w:type="spellStart"/>
+            <w:r>
+              <w:rPr>
+                <w:rFonts w:hint="eastAsia"/>
+              </w:rPr>
+              <w:t>유데미</w:t>
+            </w:r>
+            <w:proofErr w:type="spellEnd"/>
+            <w:r>
+              <w:rPr>
+                <w:rFonts w:hint="eastAsia"/>
+              </w:rPr>
+              <w:t>(</w:t>
+            </w:r>
+            <w:proofErr w:type="spellStart"/>
+            <w:r>
+              <w:rPr>
+                <w:rFonts w:hint="eastAsia"/>
+              </w:rPr>
+              <w:t>언리얼</w:t>
+            </w:r>
+            <w:proofErr w:type="spellEnd"/>
+            <w:r>
+              <w:rPr>
+                <w:rFonts w:hint="eastAsia"/>
+              </w:rPr>
+              <w:t xml:space="preserve"> C++) 강의 섹션2를 다 수강하고, 섹션3은 2/3 정도 수강했다. C++로 </w:t>
+            </w:r>
+            <w:proofErr w:type="spellStart"/>
+            <w:r>
+              <w:rPr>
+                <w:rFonts w:hint="eastAsia"/>
+              </w:rPr>
+              <w:t>액터를</w:t>
+            </w:r>
+            <w:proofErr w:type="spellEnd"/>
+            <w:r>
+              <w:rPr>
+                <w:rFonts w:hint="eastAsia"/>
+              </w:rPr>
+              <w:t xml:space="preserve"> 만들어서 위아래로 움직이는 간단한 코드를 작성해서, 여러 </w:t>
+            </w:r>
+            <w:proofErr w:type="spellStart"/>
+            <w:r>
+              <w:rPr>
+                <w:rFonts w:hint="eastAsia"/>
+              </w:rPr>
+              <w:t>에셋을</w:t>
+            </w:r>
+            <w:proofErr w:type="spellEnd"/>
+            <w:r>
+              <w:rPr>
+                <w:rFonts w:hint="eastAsia"/>
+              </w:rPr>
+              <w:t xml:space="preserve"> 컴포넌트로 붙이는 실습을 진행했다.</w:t>
+            </w:r>
+            <w:r>
+              <w:rPr>
+                <w:rFonts w:hint="eastAsia"/>
+              </w:rPr>
+              <w:t xml:space="preserve"> </w:t>
+            </w:r>
+            <w:proofErr w:type="spellStart"/>
+            <w:r>
+              <w:rPr>
+                <w:rFonts w:hint="eastAsia"/>
+              </w:rPr>
+              <w:t>언리얼</w:t>
+            </w:r>
+            <w:proofErr w:type="spellEnd"/>
+            <w:r>
+              <w:rPr>
+                <w:rFonts w:hint="eastAsia"/>
+              </w:rPr>
+              <w:t xml:space="preserve"> 엔진에서 </w:t>
+            </w:r>
+            <w:proofErr w:type="spellStart"/>
+            <w:r>
+              <w:rPr>
+                <w:rFonts w:hint="eastAsia"/>
+              </w:rPr>
+              <w:t>라이브코딩하는</w:t>
+            </w:r>
+            <w:proofErr w:type="spellEnd"/>
+            <w:r>
+              <w:rPr>
+                <w:rFonts w:hint="eastAsia"/>
+              </w:rPr>
+              <w:t xml:space="preserve"> 방법도 배웠다.</w:t>
+            </w:r>
+          </w:p>
+          <w:p/>
+          <w:p>
+            <w:r>
+              <w:rPr>
+                <w:rFonts w:hint="eastAsia"/>
+              </w:rPr>
+              <w:t>- [과제]</w:t>
+            </w:r>
+          </w:p>
+          <w:p>
+            <w:r>
+              <w:rPr>
+                <w:rFonts w:hint="eastAsia"/>
+              </w:rPr>
+              <w:t>이번 과제는 다 해결하지 못했다.</w:t>
+            </w:r>
+          </w:p>
+          <w:p>
+            <w:r>
+              <w:rPr>
+                <w:rFonts w:hint="eastAsia"/>
+              </w:rPr>
+              <w:t xml:space="preserve">1. FBX 모델 불러와서 애니메이션 구현하기 </w:t>
+            </w:r>
+            <w:r>
+              <w:rPr>
+                <w:rFonts w:hint="eastAsia"/>
+              </w:rPr>
+              <w:t>-</w:t>
+            </w:r>
+            <w:r>
+              <w:rPr>
+                <w:rFonts w:hint="eastAsia"/>
+              </w:rPr>
+              <w:t xml:space="preserve"> 모델을 바꾸는 것까지는 할 수 있는데, FBX 애니메이션을 출력하는 부분까지 하지 못했다. 강의에서 캐릭터 모델을 바꾸는 부분을 수강했는데, </w:t>
+            </w:r>
+            <w:proofErr w:type="spellStart"/>
+            <w:r>
+              <w:rPr>
+                <w:rFonts w:hint="eastAsia"/>
+              </w:rPr>
+              <w:t>블루프린트</w:t>
+            </w:r>
+            <w:proofErr w:type="spellEnd"/>
+            <w:r>
+              <w:rPr>
+                <w:rFonts w:hint="eastAsia"/>
+              </w:rPr>
+              <w:t xml:space="preserve"> </w:t>
+            </w:r>
+            <w:proofErr w:type="spellStart"/>
+            <w:r>
+              <w:rPr>
+                <w:rFonts w:hint="eastAsia"/>
+              </w:rPr>
+              <w:t>에셋에서</w:t>
+            </w:r>
+            <w:proofErr w:type="spellEnd"/>
+            <w:r>
+              <w:rPr>
+                <w:rFonts w:hint="eastAsia"/>
+              </w:rPr>
+              <w:t xml:space="preserve"> 가져온 파일을 가지고 한 거라 </w:t>
+            </w:r>
+            <w:r>
+              <w:rPr>
+                <w:rFonts w:hint="eastAsia"/>
+              </w:rPr>
+              <w:t xml:space="preserve">방법을 배우지 못했다. </w:t>
+            </w:r>
+            <w:r>
+              <w:rPr>
+                <w:rFonts w:hint="eastAsia"/>
+              </w:rPr>
+              <w:t xml:space="preserve">이번 주에는 </w:t>
+            </w:r>
+            <w:proofErr w:type="spellStart"/>
+            <w:r>
+              <w:rPr>
+                <w:rFonts w:hint="eastAsia"/>
+              </w:rPr>
+              <w:t>구글링</w:t>
+            </w:r>
+            <w:proofErr w:type="spellEnd"/>
+            <w:r>
+              <w:rPr>
+                <w:rFonts w:hint="eastAsia"/>
+              </w:rPr>
+              <w:t xml:space="preserve"> 해서 FBX 파일과 애니메이션을 연결하는 방법을 찾아봐야겠다.</w:t>
+            </w:r>
+          </w:p>
+          <w:p>
+            <w:r>
+              <w:rPr>
+                <w:rFonts w:hint="eastAsia"/>
+              </w:rPr>
+              <w:t xml:space="preserve">2. 간단한 서버 연결하기 </w:t>
+            </w:r>
+            <w:r>
+              <w:t>–</w:t>
+            </w:r>
+            <w:r>
+              <w:rPr>
+                <w:rFonts w:hint="eastAsia"/>
+              </w:rPr>
+              <w:t xml:space="preserve"> </w:t>
+            </w:r>
+            <w:proofErr w:type="spellStart"/>
+            <w:r>
+              <w:rPr>
+                <w:rFonts w:hint="eastAsia"/>
+              </w:rPr>
+              <w:t>GameInstance</w:t>
+            </w:r>
+            <w:proofErr w:type="spellEnd"/>
+            <w:r>
+              <w:rPr>
+                <w:rFonts w:hint="eastAsia"/>
+              </w:rPr>
+              <w:t xml:space="preserve">를 상속받은 </w:t>
+            </w:r>
+            <w:proofErr w:type="spellStart"/>
+            <w:r>
+              <w:rPr>
+                <w:rFonts w:hint="eastAsia"/>
+              </w:rPr>
+              <w:t>MyGameInstance</w:t>
+            </w:r>
+            <w:proofErr w:type="spellEnd"/>
+            <w:r>
+              <w:rPr>
+                <w:rFonts w:hint="eastAsia"/>
+              </w:rPr>
+              <w:t xml:space="preserve"> 객체를 가지고 </w:t>
+            </w:r>
+            <w:proofErr w:type="spellStart"/>
+            <w:r>
+              <w:rPr>
+                <w:rFonts w:hint="eastAsia"/>
+              </w:rPr>
+              <w:t>언리얼</w:t>
+            </w:r>
+            <w:proofErr w:type="spellEnd"/>
+            <w:r>
+              <w:rPr>
+                <w:rFonts w:hint="eastAsia"/>
+              </w:rPr>
+              <w:t xml:space="preserve"> 엔진 Output에서 Hello UE 5.6을 출력하는 </w:t>
+            </w:r>
+            <w:r>
+              <w:rPr>
+                <w:rFonts w:hint="eastAsia"/>
+              </w:rPr>
+              <w:t>것을 했다.</w:t>
+            </w:r>
+          </w:p>
+          <w:p>
+            <w:r>
+              <w:rPr>
+                <w:noProof/>
+              </w:rPr>
+              <w:lastRenderedPageBreak/>
+              <w:drawing>
+                <wp:inline distT="0" distB="0" distL="0" distR="0" wp14:anchorId="630DFE99" wp14:editId="560227C0">
+                  <wp:extent cx="5462546" cy="3759480"/>
+                  <wp:effectExtent l="0" t="0" r="5080" b="0"/>
+                  <wp:docPr id="543398164" name="그림 2"/>
+                  <wp:cNvGraphicFramePr>
+                    <a:graphicFrameLocks xmlns:a="http://schemas.openxmlformats.org/drawingml/2006/main" noChangeAspect="1"/>
+                  </wp:cNvGraphicFramePr>
+                  <a:graphic xmlns:a="http://schemas.openxmlformats.org/drawingml/2006/main">
+                    <a:graphicData uri="http://schemas.openxmlformats.org/drawingml/2006/picture">
+                      <pic:pic xmlns:pic="http://schemas.openxmlformats.org/drawingml/2006/picture">
+                        <pic:nvPicPr>
+                          <pic:cNvPr id="0" name="Picture 6"/>
+                          <pic:cNvPicPr>
+                            <a:picLocks noChangeAspect="1" noChangeArrowheads="1"/>
+                          </pic:cNvPicPr>
+                        </pic:nvPicPr>
+                        <pic:blipFill>
+                          <a:blip r:embed="rId7">
+                            <a:extLst>
+                              <a:ext uri="{28A0092B-C50C-407E-A947-70E740481C1C}">
+                                <a14:useLocalDpi xmlns:a14="http://schemas.microsoft.com/office/drawing/2010/main" val="0"/>
+                              </a:ext>
+                            </a:extLst>
+                          </a:blip>
+                          <a:srcRect/>
+                          <a:stretch>
+                            <a:fillRect/>
+                          </a:stretch>
+                        </pic:blipFill>
+                        <pic:spPr bwMode="auto">
+                          <a:xfrm>
+                            <a:off x="0" y="0"/>
+                            <a:ext cx="5477536" cy="3769797"/>
+                          </a:xfrm>
+                          <a:prstGeom prst="rect">
+                            <a:avLst/>
+                          </a:prstGeom>
+                          <a:noFill/>
+                          <a:ln>
+                            <a:noFill/>
+                          </a:ln>
+                        </pic:spPr>
+                      </pic:pic>
+                    </a:graphicData>
+                  </a:graphic>
+                </wp:inline>
+              </w:drawing>
+            </w:r>
+          </w:p>
+          <w:p/>
+          <w:p>
+            <w:r>
+              <w:rPr>
+                <w:rFonts w:hint="eastAsia"/>
+              </w:rPr>
+              <w:t>그래서 이와 비슷하게 서버와 연결할 객체를 정의하면 서버와 통신할 수 있다고 생각하여 코드를 작성했다. 그런데 빌드를 해도 무한 빌드에 빠지게 되어서 테스트를 하지 못했다. 서버에 연결하는 코드를 지우고 빌드를 했는데도 계속 무한 빌드에 빠져서 몇 시간동안 헤</w:t>
+            </w:r>
+            <w:r>
+              <w:rPr>
+                <w:rFonts w:hint="eastAsia"/>
+              </w:rPr>
+              <w:t>매다가 해결하지 못했다.</w:t>
+            </w:r>
+          </w:p>
+          <w:p>
+            <w:r>
+              <w:rPr>
+                <w:noProof/>
+              </w:rPr>
+              <w:drawing>
+                <wp:inline distT="0" distB="0" distL="0" distR="0" wp14:anchorId="1138F3E6" wp14:editId="1030E38C">
+                  <wp:extent cx="5216055" cy="3988044"/>
+                  <wp:effectExtent l="0" t="0" r="3810" b="0"/>
+                  <wp:docPr id="1180176689" name="그림 4"/>
+                  <wp:cNvGraphicFramePr>
+                    <a:graphicFrameLocks xmlns:a="http://schemas.openxmlformats.org/drawingml/2006/main" noChangeAspect="1"/>
+                  </wp:cNvGraphicFramePr>
+                  <a:graphic xmlns:a="http://schemas.openxmlformats.org/drawingml/2006/main">
+                    <a:graphicData uri="http://schemas.openxmlformats.org/drawingml/2006/picture">
+                      <pic:pic xmlns:pic="http://schemas.openxmlformats.org/drawingml/2006/picture">
+                        <pic:nvPicPr>
+                          <pic:cNvPr id="0" name="Picture 13"/>
+                          <pic:cNvPicPr>
+                            <a:picLocks noChangeAspect="1" noChangeArrowheads="1"/>
+                          </pic:cNvPicPr>
+                        </pic:nvPicPr>
+                        <pic:blipFill>
+                          <a:blip r:embed="rId8">
+                            <a:extLst>
+                              <a:ext uri="{28A0092B-C50C-407E-A947-70E740481C1C}">
+                                <a14:useLocalDpi xmlns:a14="http://schemas.microsoft.com/office/drawing/2010/main" val="0"/>
+                              </a:ext>
+                            </a:extLst>
+                          </a:blip>
+                          <a:srcRect/>
+                          <a:stretch>
+                            <a:fillRect/>
+                          </a:stretch>
+                        </pic:blipFill>
+                        <pic:spPr bwMode="auto">
+                          <a:xfrm>
+                            <a:off x="0" y="0"/>
+                            <a:ext cx="5234827" cy="4002397"/>
+                          </a:xfrm>
+                          <a:prstGeom prst="rect">
+                            <a:avLst/>
+                          </a:prstGeom>
+                          <a:noFill/>
+                          <a:ln>
+                            <a:noFill/>
+                          </a:ln>
+                        </pic:spPr>
+                      </pic:pic>
+                    </a:graphicData>
+                  </a:graphic>
+                </wp:inline>
+              </w:drawing>
+            </w:r>
+          </w:p>
+          <w:p/>
+          <w:p>
+            <w:r>
+              <w:rPr>
+                <w:rFonts w:hint="eastAsia"/>
+              </w:rPr>
+              <w:t xml:space="preserve">이번 미팅까지 과제를 다 해결하려고 했는데 아직까지 </w:t>
+            </w:r>
+            <w:proofErr w:type="spellStart"/>
+            <w:r>
+              <w:rPr>
+                <w:rFonts w:hint="eastAsia"/>
+              </w:rPr>
+              <w:t>언리얼</w:t>
+            </w:r>
+            <w:proofErr w:type="spellEnd"/>
+            <w:r>
+              <w:rPr>
+                <w:rFonts w:hint="eastAsia"/>
+              </w:rPr>
+              <w:t xml:space="preserve"> 기초 지식이 많이 부족해서 해결하지 못한 것 같다. </w:t>
+            </w:r>
+            <w:r>
+              <w:rPr>
+                <w:rFonts w:hint="eastAsia"/>
+              </w:rPr>
+              <w:t>엔진으로 바꿨는데 더 헤매고 있</w:t>
+            </w:r>
+            <w:r>
+              <w:rPr>
+                <w:rFonts w:hint="eastAsia"/>
+              </w:rPr>
+              <w:t xml:space="preserve">어서 답답하다. </w:t>
+            </w:r>
+            <w:r>
+              <w:rPr>
+                <w:rFonts w:hint="eastAsia"/>
+              </w:rPr>
+              <w:t xml:space="preserve">다음 주에는 </w:t>
+            </w:r>
+            <w:r>
+              <w:rPr>
+                <w:rFonts w:hint="eastAsia"/>
+              </w:rPr>
+              <w:lastRenderedPageBreak/>
+              <w:t>강의 듣는 것보다 프로젝트에 시간을 더 쏟아서 이번에 겪은 문제를 해결하려고 한다.</w:t>
+            </w:r>
+          </w:p>
           <w:p/>
         </w:tc>
       </w:tr>

--- a/작업일지/9주차.docx
+++ b/작업일지/9주차.docx
@@ -207,7 +207,6 @@
                 <w:bCs/>
               </w:rPr>
             </w:pPr>
-            <w:proofErr w:type="spellStart"/>
             <w:r>
               <w:rPr>
                 <w:rFonts w:hint="eastAsia"/>
@@ -216,7 +215,6 @@
               </w:rPr>
               <w:t>팀명</w:t>
             </w:r>
-            <w:proofErr w:type="spellEnd"/>
           </w:p>
         </w:tc>
         <w:tc>
@@ -286,21 +284,7 @@
               <w:rPr>
                 <w:rFonts w:hint="eastAsia"/>
               </w:rPr>
-              <w:t xml:space="preserve"> </w:t>
-            </w:r>
-            <w:proofErr w:type="spellStart"/>
-            <w:r>
-              <w:rPr>
-                <w:rFonts w:hint="eastAsia"/>
-              </w:rPr>
-              <w:t>윤이하나</w:t>
-            </w:r>
-            <w:proofErr w:type="spellEnd"/>
-            <w:r>
-              <w:rPr>
-                <w:rFonts w:hint="eastAsia"/>
-              </w:rPr>
-              <w:t xml:space="preserve">(기획, </w:t>
+              <w:t xml:space="preserve"> 윤이하나(기획, </w:t>
             </w:r>
             <w:r>
               <w:rPr>
@@ -460,35 +444,7 @@
               <w:rPr>
                 <w:rFonts w:hint="eastAsia"/>
               </w:rPr>
-              <w:t xml:space="preserve">1. DX12에선 </w:t>
-            </w:r>
-            <w:proofErr w:type="spellStart"/>
-            <w:r>
-              <w:rPr>
-                <w:rFonts w:hint="eastAsia"/>
-              </w:rPr>
-              <w:t>protobuf</w:t>
-            </w:r>
-            <w:proofErr w:type="spellEnd"/>
-            <w:r>
-              <w:rPr>
-                <w:rFonts w:hint="eastAsia"/>
-              </w:rPr>
-              <w:t xml:space="preserve">로 구현했는데, 엔진에선 어떻게 돌아가는지 </w:t>
-            </w:r>
-            <w:proofErr w:type="spellStart"/>
-            <w:r>
-              <w:rPr>
-                <w:rFonts w:hint="eastAsia"/>
-              </w:rPr>
-              <w:t>모르겠어서</w:t>
-            </w:r>
-            <w:proofErr w:type="spellEnd"/>
-            <w:r>
-              <w:rPr>
-                <w:rFonts w:hint="eastAsia"/>
-              </w:rPr>
-              <w:t xml:space="preserve"> 기존 서버를 붙이지 못함</w:t>
+              <w:t>1. DX12에선 protobuf로 구현했는데, 엔진에선 어떻게 돌아가는지 모르겠어서 기존 서버를 붙이지 못함</w:t>
             </w:r>
           </w:p>
           <w:p>
@@ -499,21 +455,7 @@
               <w:rPr>
                 <w:rFonts w:hint="eastAsia"/>
               </w:rPr>
-              <w:t xml:space="preserve">2. </w:t>
-            </w:r>
-            <w:proofErr w:type="spellStart"/>
-            <w:r>
-              <w:rPr>
-                <w:rFonts w:hint="eastAsia"/>
-              </w:rPr>
-              <w:t>protobuf</w:t>
-            </w:r>
-            <w:proofErr w:type="spellEnd"/>
-            <w:r>
-              <w:rPr>
-                <w:rFonts w:hint="eastAsia"/>
-              </w:rPr>
-              <w:t xml:space="preserve"> 붙이는 방법 못 찾으면 에코서버로 구현하기</w:t>
+              <w:t>2. protobuf 붙이는 방법 못 찾으면 에코서버로 구현하기</w:t>
             </w:r>
           </w:p>
           <w:p/>
@@ -699,7 +641,6 @@
                 <w:bCs/>
               </w:rPr>
             </w:pPr>
-            <w:proofErr w:type="spellStart"/>
             <w:r>
               <w:rPr>
                 <w:rFonts w:hint="eastAsia"/>
@@ -708,7 +649,6 @@
               </w:rPr>
               <w:t>윤이하나</w:t>
             </w:r>
-            <w:proofErr w:type="spellEnd"/>
           </w:p>
         </w:tc>
         <w:tc>
@@ -785,7 +725,27 @@
           <w:tcPr>
             <w:tcW w:w="9214" w:type="dxa"/>
           </w:tcPr>
-          <w:p/>
+          <w:p>
+            <w:r>
+              <w:rPr>
+                <w:rFonts w:hint="eastAsia"/>
+              </w:rPr>
+              <w:t>- 서버 구조 설계 시도</w:t>
+            </w:r>
+          </w:p>
+          <w:p>
+            <w:pPr>
+              <w:rPr>
+                <w:rFonts w:hint="eastAsia"/>
+              </w:rPr>
+            </w:pPr>
+            <w:r>
+              <w:rPr>
+                <w:rFonts w:hint="eastAsia"/>
+              </w:rPr>
+              <w:t>- 언리얼 Protobuf 적용 방법 찾기</w:t>
+            </w:r>
+          </w:p>
         </w:tc>
       </w:tr>
       <w:tr>
@@ -827,30 +787,8 @@
               <w:rPr>
                 <w:rFonts w:hint="eastAsia"/>
               </w:rPr>
-              <w:t xml:space="preserve">- </w:t>
-            </w:r>
-            <w:proofErr w:type="spellStart"/>
-            <w:r>
-              <w:rPr>
-                <w:rFonts w:hint="eastAsia"/>
-              </w:rPr>
-              <w:t>유데미</w:t>
-            </w:r>
-            <w:proofErr w:type="spellEnd"/>
-            <w:r>
-              <w:rPr>
-                <w:rFonts w:hint="eastAsia"/>
-              </w:rPr>
-              <w:t xml:space="preserve"> 강의 섹션 2, 3 듣고 C++로 프로그래밍 할 수 </w:t>
-            </w:r>
-            <w:proofErr w:type="spellStart"/>
-            <w:r>
-              <w:rPr>
-                <w:rFonts w:hint="eastAsia"/>
-              </w:rPr>
-              <w:t>있도록하기</w:t>
-            </w:r>
-            <w:proofErr w:type="spellEnd"/>
+              <w:t>- 유데미 강의 섹션 2, 3 듣고 C++로 프로그래밍 할 수 있도록하기</w:t>
+            </w:r>
           </w:p>
         </w:tc>
       </w:tr>
@@ -894,7 +832,6 @@
                 <w:bCs/>
               </w:rPr>
             </w:pPr>
-            <w:proofErr w:type="spellStart"/>
             <w:r>
               <w:rPr>
                 <w:rFonts w:hint="eastAsia"/>
@@ -903,7 +840,6 @@
               </w:rPr>
               <w:t>윤이하나</w:t>
             </w:r>
-            <w:proofErr w:type="spellEnd"/>
           </w:p>
         </w:tc>
         <w:tc>
@@ -923,28 +859,8 @@
               <w:rPr>
                 <w:rFonts w:hint="eastAsia"/>
               </w:rPr>
-              <w:t xml:space="preserve">- 게임기획 2에 제출할 겸 하여 간단한 게임 기획서(제안서)를 작성하였다. </w:t>
-            </w:r>
-            <w:proofErr w:type="spellStart"/>
-            <w:r>
-              <w:rPr>
-                <w:rFonts w:hint="eastAsia"/>
-              </w:rPr>
-              <w:t>기획서라기보</w:t>
-            </w:r>
-            <w:r>
-              <w:rPr>
-                <w:rFonts w:hint="eastAsia"/>
-              </w:rPr>
               <w:lastRenderedPageBreak/>
-              <w:t>다는</w:t>
-            </w:r>
-            <w:proofErr w:type="spellEnd"/>
-            <w:r>
-              <w:rPr>
-                <w:rFonts w:hint="eastAsia"/>
-              </w:rPr>
-              <w:t xml:space="preserve"> 앞으로 기획해야 할 일 등을 기재하였기 때문에 </w:t>
+              <w:t xml:space="preserve">- 게임기획 2에 제출할 겸 하여 간단한 게임 기획서(제안서)를 작성하였다. 기획서라기보다는 앞으로 기획해야 할 일 등을 기재하였기 때문에 </w:t>
             </w:r>
             <w:r>
               <w:t>‘</w:t>
@@ -962,21 +878,7 @@
               <w:rPr>
                 <w:rFonts w:hint="eastAsia"/>
               </w:rPr>
-              <w:t xml:space="preserve">로 </w:t>
-            </w:r>
-            <w:proofErr w:type="spellStart"/>
-            <w:r>
-              <w:rPr>
-                <w:rFonts w:hint="eastAsia"/>
-              </w:rPr>
-              <w:t>이름붙였다</w:t>
-            </w:r>
-            <w:proofErr w:type="spellEnd"/>
-            <w:r>
-              <w:rPr>
-                <w:rFonts w:hint="eastAsia"/>
-              </w:rPr>
-              <w:t>.</w:t>
+              <w:t>로 이름붙였다.</w:t>
             </w:r>
           </w:p>
           <w:p>
@@ -998,19 +900,11 @@
             <w:r>
               <w:t>’</w:t>
             </w:r>
-            <w:proofErr w:type="spellStart"/>
-            <w:r>
-              <w:rPr>
-                <w:rFonts w:hint="eastAsia"/>
-              </w:rPr>
-              <w:t>에</w:t>
-            </w:r>
-            <w:proofErr w:type="spellEnd"/>
-            <w:r>
-              <w:rPr>
-                <w:rFonts w:hint="eastAsia"/>
-              </w:rPr>
-              <w:t xml:space="preserve"> 대해 기획하지 않았기 때문에, 이전에 논의 도중 나왔던 관련 아이디어도 작성하였다.</w:t>
+            <w:r>
+              <w:rPr>
+                <w:rFonts w:hint="eastAsia"/>
+              </w:rPr>
+              <w:t>에 대해 기획하지 않았기 때문에, 이전에 논의 도중 나왔던 관련 아이디어도 작성하였다.</w:t>
             </w:r>
           </w:p>
           <w:p>
@@ -1050,14 +944,12 @@
             <w:r>
               <w:t>‘</w:t>
             </w:r>
-            <w:proofErr w:type="spellStart"/>
             <w:r>
               <w:rPr>
                 <w:rFonts w:hint="eastAsia"/>
               </w:rPr>
               <w:t>쿨타임</w:t>
             </w:r>
-            <w:proofErr w:type="spellEnd"/>
             <w:r>
               <w:t>’</w:t>
             </w:r>
@@ -1079,19 +971,11 @@
             <w:r>
               <w:t>’</w:t>
             </w:r>
-            <w:proofErr w:type="spellStart"/>
-            <w:r>
-              <w:rPr>
-                <w:rFonts w:hint="eastAsia"/>
-              </w:rPr>
-              <w:t>으로</w:t>
-            </w:r>
-            <w:proofErr w:type="spellEnd"/>
-            <w:r>
-              <w:rPr>
-                <w:rFonts w:hint="eastAsia"/>
-              </w:rPr>
-              <w:t xml:space="preserve"> 변경하였다. 내가 작성한 내용에는 </w:t>
+            <w:r>
+              <w:rPr>
+                <w:rFonts w:hint="eastAsia"/>
+              </w:rPr>
+              <w:t xml:space="preserve">으로 변경하였다. 내가 작성한 내용에는 </w:t>
             </w:r>
             <w:r>
               <w:t>‘</w:t>
@@ -1140,33 +1024,11 @@
             <w:r>
               <w:t>’</w:t>
             </w:r>
-            <w:proofErr w:type="spellStart"/>
-            <w:r>
-              <w:rPr>
-                <w:rFonts w:hint="eastAsia"/>
-              </w:rPr>
-              <w:t>를</w:t>
-            </w:r>
-            <w:proofErr w:type="spellEnd"/>
-            <w:r>
-              <w:rPr>
-                <w:rFonts w:hint="eastAsia"/>
-              </w:rPr>
-              <w:t xml:space="preserve"> 무엇으로 선정해야 할 지 고민 중이다. 물론 모델링을 함으로서 그와 관련된 내용을 선정하여도 될 테이지만, </w:t>
-            </w:r>
-            <w:proofErr w:type="spellStart"/>
-            <w:r>
-              <w:rPr>
-                <w:rFonts w:hint="eastAsia"/>
-              </w:rPr>
-              <w:t>기획자로써의</w:t>
-            </w:r>
-            <w:proofErr w:type="spellEnd"/>
-            <w:r>
-              <w:rPr>
-                <w:rFonts w:hint="eastAsia"/>
-              </w:rPr>
-              <w:t xml:space="preserve"> 중점연구과제를 선정할 수 있으면 좋</w:t>
+            <w:r>
+              <w:rPr>
+                <w:rFonts w:hint="eastAsia"/>
+              </w:rPr>
+              <w:t>를 무엇으로 선정해야 할 지 고민 중이다. 물론 모델링을 함으로서 그와 관련된 내용을 선정하여도 될 테이지만, 기획자로써의 중점연구과제를 선정할 수 있으면 좋</w:t>
             </w:r>
             <w:r>
               <w:rPr>
@@ -1210,7 +1072,82 @@
           <w:tcPr>
             <w:tcW w:w="9214" w:type="dxa"/>
           </w:tcPr>
+          <w:p>
+            <w:r>
+              <w:rPr>
+                <w:rFonts w:hint="eastAsia"/>
+              </w:rPr>
+              <w:t xml:space="preserve">- 채은이가 에코 서버를 만들어서 언리얼과 연동하는 걸 해준다고 해서, 이번에는 서버 구조 설계를 다시 해보았다. 근데 서버 구조 설계를 어떤 식으로 해야 하는지 잘 모르겠어서 찾아봤는데, 서버 구조 설계라는 것이 내가 생각한 </w:t>
+            </w:r>
+            <w:r>
+              <w:t>‘</w:t>
+            </w:r>
+            <w:r>
+              <w:rPr>
+                <w:rFonts w:hint="eastAsia"/>
+              </w:rPr>
+              <w:t>우리의 서버가 돌아가는 방법!</w:t>
+            </w:r>
+            <w:r>
+              <w:t>’</w:t>
+            </w:r>
+            <w:r>
+              <w:rPr>
+                <w:rFonts w:hint="eastAsia"/>
+              </w:rPr>
+              <w:t>이 아니라 서버는 몇 개의 컴퓨터로 이루어져있고, 어느 정도의 접속자가 발생할 것이며</w:t>
+            </w:r>
+            <w:r>
+              <w:t>…</w:t>
+            </w:r>
+            <w:r>
+              <w:rPr>
+                <w:rFonts w:hint="eastAsia"/>
+              </w:rPr>
+              <w:t xml:space="preserve"> 데이터베이스는 어떻게 연결될 것이고</w:t>
+            </w:r>
+            <w:r>
+              <w:t>…</w:t>
+            </w:r>
+            <w:r>
+              <w:rPr>
+                <w:rFonts w:hint="eastAsia"/>
+              </w:rPr>
+              <w:t xml:space="preserve"> 이런 내용이 나왔다. 내가 서버 구조 설계라는 것을 잘못 알고 있는 것 같다. 그래서 그냥 서버가 클라랑 어떻게 통신되는지와 어떤 패킷을 주고 받을 것인지에 대한 플로우차트 같은 것을 작성 중이다. 작성하면서 계속 수정할 것이 생겨 아직은 틀만 잡는 느낌으로 하고 있다.</w:t>
+            </w:r>
+          </w:p>
+          <w:p>
+            <w:r>
+              <w:rPr>
+                <w:rFonts w:hint="eastAsia"/>
+              </w:rPr>
+              <w:t>- 언리얼에 Protobuf 적용하는 방법도 찾아보았는데, 참고할만한 적당한 블로그를 찾아서 다음에 시도해볼 예정이다. 생각보다 간단한 것 같았다.</w:t>
+            </w:r>
+          </w:p>
           <w:p/>
+          <w:p>
+            <w:r>
+              <w:rPr>
+                <w:rFonts w:hint="eastAsia"/>
+              </w:rPr>
+              <w:t xml:space="preserve">언리얼 Protobuf 적용 블로그: </w:t>
+            </w:r>
+            <w:hyperlink r:id="rId7" w:history="1">
+              <w:r>
+                <w:rPr>
+                  <w:rStyle w:val="ad"/>
+                </w:rPr>
+                <w:t>https://bio200127.tistory.com/122</w:t>
+              </w:r>
+            </w:hyperlink>
+          </w:p>
+          <w:p>
+            <w:pPr>
+              <w:rPr>
+                <w:rFonts w:hint="eastAsia"/>
+              </w:rPr>
+            </w:pPr>
+          </w:p>
         </w:tc>
       </w:tr>
       <w:tr>
@@ -1252,75 +1189,19 @@
               <w:rPr>
                 <w:rFonts w:hint="eastAsia"/>
               </w:rPr>
-              <w:t xml:space="preserve">- git ignore를 고쳤는데 제대로 작동되지 않는 파일이 있는 것 같다. 다음 주에 캐시를 지우는 명령어를 써봐야겠다. 그리고 </w:t>
-            </w:r>
-            <w:proofErr w:type="spellStart"/>
-            <w:r>
-              <w:rPr>
-                <w:rFonts w:hint="eastAsia"/>
-              </w:rPr>
-              <w:t>언리얼</w:t>
-            </w:r>
-            <w:proofErr w:type="spellEnd"/>
-            <w:r>
-              <w:rPr>
-                <w:rFonts w:hint="eastAsia"/>
-              </w:rPr>
-              <w:t xml:space="preserve"> 파일을 </w:t>
-            </w:r>
-            <w:proofErr w:type="spellStart"/>
-            <w:r>
-              <w:rPr>
-                <w:rFonts w:hint="eastAsia"/>
-              </w:rPr>
-              <w:t>깃허브에</w:t>
-            </w:r>
-            <w:proofErr w:type="spellEnd"/>
-            <w:r>
-              <w:rPr>
-                <w:rFonts w:hint="eastAsia"/>
-              </w:rPr>
-              <w:t xml:space="preserve"> 올렸을 때 팀원들이 파일을 못 연다고 하는데 아직 어떤 부분이 문제인지 모르겠다. </w:t>
-            </w:r>
-            <w:r>
-              <w:rPr>
-                <w:rFonts w:hint="eastAsia"/>
-              </w:rPr>
-              <w:t xml:space="preserve">노트북에서 </w:t>
-            </w:r>
-            <w:proofErr w:type="gramStart"/>
-            <w:r>
-              <w:rPr>
-                <w:rFonts w:hint="eastAsia"/>
-              </w:rPr>
-              <w:t>테스트 했을</w:t>
-            </w:r>
-            <w:proofErr w:type="gramEnd"/>
-            <w:r>
-              <w:rPr>
-                <w:rFonts w:hint="eastAsia"/>
-              </w:rPr>
-              <w:t xml:space="preserve"> 때는 실행이 돼서 더 모르겠다. </w:t>
-            </w:r>
-            <w:r>
-              <w:rPr>
-                <w:rFonts w:hint="eastAsia"/>
-              </w:rPr>
-              <w:t xml:space="preserve">이번 주는 강의 듣느라 </w:t>
-            </w:r>
-            <w:proofErr w:type="spellStart"/>
-            <w:r>
-              <w:rPr>
-                <w:rFonts w:hint="eastAsia"/>
-              </w:rPr>
-              <w:t>깃허브</w:t>
-            </w:r>
-            <w:proofErr w:type="spellEnd"/>
-            <w:r>
-              <w:rPr>
-                <w:rFonts w:hint="eastAsia"/>
-              </w:rPr>
-              <w:t xml:space="preserve"> 관련 문제에 시간을 쏟지 못했는데, 다음 주까지 꼭 해결하려고 한다. (정 안 되면 새로 저장소를 파려고 한다.)</w:t>
+              <w:t xml:space="preserve">- git ignore를 고쳤는데 제대로 작동되지 않는 파일이 있는 것 같다. 다음 주에 캐시를 지우는 명령어를 써봐야겠다. 그리고 언리얼 파일을 깃허브에 올렸을 때 팀원들이 파일을 못 연다고 하는데 아직 어떤 부분이 문제인지 모르겠다. </w:t>
+            </w:r>
+            <w:r>
+              <w:rPr>
+                <w:rFonts w:hint="eastAsia"/>
+              </w:rPr>
+              <w:t xml:space="preserve">노트북에서 테스트 했을 때는 실행이 돼서 더 모르겠다. </w:t>
+            </w:r>
+            <w:r>
+              <w:rPr>
+                <w:rFonts w:hint="eastAsia"/>
+              </w:rPr>
+              <w:t>이번 주는 강의 듣느라 깃허브 관련 문제에 시간을 쏟지 못했는데, 다음 주까지 꼭 해결하려고 한다. (정 안 되면 새로 저장소를 파려고 한다.)</w:t>
             </w:r>
           </w:p>
           <w:p/>
@@ -1329,63 +1210,80 @@
               <w:rPr>
                 <w:rFonts w:hint="eastAsia"/>
               </w:rPr>
-              <w:t xml:space="preserve">- </w:t>
-            </w:r>
-            <w:proofErr w:type="spellStart"/>
-            <w:r>
-              <w:rPr>
-                <w:rFonts w:hint="eastAsia"/>
-              </w:rPr>
-              <w:t>유데미</w:t>
-            </w:r>
-            <w:proofErr w:type="spellEnd"/>
-            <w:r>
-              <w:rPr>
-                <w:rFonts w:hint="eastAsia"/>
-              </w:rPr>
-              <w:t>(</w:t>
-            </w:r>
-            <w:proofErr w:type="spellStart"/>
-            <w:r>
-              <w:rPr>
-                <w:rFonts w:hint="eastAsia"/>
-              </w:rPr>
-              <w:t>언리얼</w:t>
-            </w:r>
-            <w:proofErr w:type="spellEnd"/>
-            <w:r>
-              <w:rPr>
-                <w:rFonts w:hint="eastAsia"/>
-              </w:rPr>
-              <w:t xml:space="preserve"> C++) 강의 섹션2를 다 수강하고, 섹션3은 2/3 정도 수강했다. C++로 </w:t>
-            </w:r>
-            <w:proofErr w:type="spellStart"/>
-            <w:r>
-              <w:rPr>
-                <w:rFonts w:hint="eastAsia"/>
-              </w:rPr>
-              <w:t>액터를</w:t>
-            </w:r>
-            <w:proofErr w:type="spellEnd"/>
-            <w:r>
-              <w:rPr>
-                <w:rFonts w:hint="eastAsia"/>
-              </w:rPr>
-              <w:t xml:space="preserve"> 만들어서 위아래로 움직이는 간단한 코드를 작성해서, 여러 </w:t>
-            </w:r>
-            <w:proofErr w:type="spellStart"/>
-            <w:r>
-              <w:rPr>
-                <w:rFonts w:hint="eastAsia"/>
-              </w:rPr>
-              <w:t>에셋을</w:t>
-            </w:r>
-            <w:proofErr w:type="spellEnd"/>
-            <w:r>
-              <w:rPr>
-                <w:rFonts w:hint="eastAsia"/>
-              </w:rPr>
-              <w:t xml:space="preserve"> 컴포넌트로 붙이는 실습을 진행했다.</w:t>
+              <w:t>- 유데미(언리얼 C++) 강의 섹션2를 다 수강하고, 섹션3은 2/3 정도 수강했다. C++로 액터를 만들어서 위아래로 움직이는 간단한 코드를 작성해서, 여러 에셋을 컴포넌트로 붙이는 실습을 진행했다.</w:t>
+            </w:r>
+            <w:r>
+              <w:rPr>
+                <w:rFonts w:hint="eastAsia"/>
+              </w:rPr>
+              <w:t xml:space="preserve"> 언리얼 엔진에서 라이브코딩하는 방법도 배웠다.</w:t>
+            </w:r>
+          </w:p>
+          <w:p/>
+          <w:p>
+            <w:r>
+              <w:rPr>
+                <w:rFonts w:hint="eastAsia"/>
+              </w:rPr>
+              <w:t>- [과제]</w:t>
+            </w:r>
+          </w:p>
+          <w:p>
+            <w:r>
+              <w:rPr>
+                <w:rFonts w:hint="eastAsia"/>
+              </w:rPr>
+              <w:t>이번 과제는 다 해결하지 못했다.</w:t>
+            </w:r>
+          </w:p>
+          <w:p>
+            <w:r>
+              <w:rPr>
+                <w:rFonts w:hint="eastAsia"/>
+              </w:rPr>
+              <w:t xml:space="preserve">1. FBX 모델 불러와서 애니메이션 구현하기 </w:t>
+            </w:r>
+            <w:r>
+              <w:rPr>
+                <w:rFonts w:hint="eastAsia"/>
+              </w:rPr>
+              <w:t>-</w:t>
+            </w:r>
+            <w:r>
+              <w:rPr>
+                <w:rFonts w:hint="eastAsia"/>
+              </w:rPr>
+              <w:t xml:space="preserve"> 모델을 바꾸는 것까지는 할 수 있는데, </w:t>
+            </w:r>
+            <w:r>
+              <w:rPr>
+                <w:rFonts w:hint="eastAsia"/>
+              </w:rPr>
+              <w:lastRenderedPageBreak/>
+              <w:t xml:space="preserve">FBX 애니메이션을 출력하는 부분까지 하지 못했다. 강의에서 캐릭터 모델을 바꾸는 부분을 수강했는데, 블루프린트 에셋에서 가져온 파일을 가지고 한 거라 </w:t>
+            </w:r>
+            <w:r>
+              <w:rPr>
+                <w:rFonts w:hint="eastAsia"/>
+              </w:rPr>
+              <w:t xml:space="preserve">방법을 배우지 못했다. </w:t>
+            </w:r>
+            <w:r>
+              <w:rPr>
+                <w:rFonts w:hint="eastAsia"/>
+              </w:rPr>
+              <w:t>이번 주에는 구글링 해서 FBX 파일과 애니메이션을 연결하는 방법을 찾아봐야겠다.</w:t>
+            </w:r>
+          </w:p>
+          <w:p>
+            <w:r>
+              <w:rPr>
+                <w:rFonts w:hint="eastAsia"/>
+              </w:rPr>
+              <w:t xml:space="preserve">2. 간단한 서버 연결하기 </w:t>
+            </w:r>
+            <w:r>
+              <w:t>–</w:t>
             </w:r>
             <w:r>
               <w:rPr>
@@ -1393,183 +1291,11 @@
               </w:rPr>
               <w:t xml:space="preserve"> </w:t>
             </w:r>
-            <w:proofErr w:type="spellStart"/>
-            <w:r>
-              <w:rPr>
-                <w:rFonts w:hint="eastAsia"/>
-              </w:rPr>
-              <w:t>언리얼</w:t>
-            </w:r>
-            <w:proofErr w:type="spellEnd"/>
-            <w:r>
-              <w:rPr>
-                <w:rFonts w:hint="eastAsia"/>
-              </w:rPr>
-              <w:t xml:space="preserve"> 엔진에서 </w:t>
-            </w:r>
-            <w:proofErr w:type="spellStart"/>
-            <w:r>
-              <w:rPr>
-                <w:rFonts w:hint="eastAsia"/>
-              </w:rPr>
-              <w:t>라이브코딩하는</w:t>
-            </w:r>
-            <w:proofErr w:type="spellEnd"/>
-            <w:r>
-              <w:rPr>
-                <w:rFonts w:hint="eastAsia"/>
-              </w:rPr>
-              <w:t xml:space="preserve"> 방법도 배웠다.</w:t>
-            </w:r>
-          </w:p>
-          <w:p/>
-          <w:p>
-            <w:r>
-              <w:rPr>
-                <w:rFonts w:hint="eastAsia"/>
-              </w:rPr>
-              <w:t>- [과제]</w:t>
-            </w:r>
-          </w:p>
-          <w:p>
-            <w:r>
-              <w:rPr>
-                <w:rFonts w:hint="eastAsia"/>
-              </w:rPr>
-              <w:t>이번 과제는 다 해결하지 못했다.</w:t>
-            </w:r>
-          </w:p>
-          <w:p>
-            <w:r>
-              <w:rPr>
-                <w:rFonts w:hint="eastAsia"/>
-              </w:rPr>
-              <w:t xml:space="preserve">1. FBX 모델 불러와서 애니메이션 구현하기 </w:t>
-            </w:r>
-            <w:r>
-              <w:rPr>
-                <w:rFonts w:hint="eastAsia"/>
-              </w:rPr>
-              <w:t>-</w:t>
-            </w:r>
-            <w:r>
-              <w:rPr>
-                <w:rFonts w:hint="eastAsia"/>
-              </w:rPr>
-              <w:t xml:space="preserve"> 모델을 바꾸는 것까지는 할 수 있는데, FBX 애니메이션을 출력하는 부분까지 하지 못했다. 강의에서 캐릭터 모델을 바꾸는 부분을 수강했는데, </w:t>
-            </w:r>
-            <w:proofErr w:type="spellStart"/>
-            <w:r>
-              <w:rPr>
-                <w:rFonts w:hint="eastAsia"/>
-              </w:rPr>
-              <w:t>블루프린트</w:t>
-            </w:r>
-            <w:proofErr w:type="spellEnd"/>
-            <w:r>
-              <w:rPr>
-                <w:rFonts w:hint="eastAsia"/>
-              </w:rPr>
-              <w:t xml:space="preserve"> </w:t>
-            </w:r>
-            <w:proofErr w:type="spellStart"/>
-            <w:r>
-              <w:rPr>
-                <w:rFonts w:hint="eastAsia"/>
-              </w:rPr>
-              <w:t>에셋에서</w:t>
-            </w:r>
-            <w:proofErr w:type="spellEnd"/>
-            <w:r>
-              <w:rPr>
-                <w:rFonts w:hint="eastAsia"/>
-              </w:rPr>
-              <w:t xml:space="preserve"> 가져온 파일을 가지고 한 거라 </w:t>
-            </w:r>
-            <w:r>
-              <w:rPr>
-                <w:rFonts w:hint="eastAsia"/>
-              </w:rPr>
-              <w:t xml:space="preserve">방법을 배우지 못했다. </w:t>
-            </w:r>
-            <w:r>
-              <w:rPr>
-                <w:rFonts w:hint="eastAsia"/>
-              </w:rPr>
-              <w:t xml:space="preserve">이번 주에는 </w:t>
-            </w:r>
-            <w:proofErr w:type="spellStart"/>
-            <w:r>
-              <w:rPr>
-                <w:rFonts w:hint="eastAsia"/>
-              </w:rPr>
-              <w:t>구글링</w:t>
-            </w:r>
-            <w:proofErr w:type="spellEnd"/>
-            <w:r>
-              <w:rPr>
-                <w:rFonts w:hint="eastAsia"/>
-              </w:rPr>
-              <w:t xml:space="preserve"> 해서 FBX 파일과 애니메이션을 연결하는 방법을 찾아봐야겠다.</w:t>
-            </w:r>
-          </w:p>
-          <w:p>
-            <w:r>
-              <w:rPr>
-                <w:rFonts w:hint="eastAsia"/>
-              </w:rPr>
-              <w:t xml:space="preserve">2. 간단한 서버 연결하기 </w:t>
-            </w:r>
-            <w:r>
-              <w:t>–</w:t>
-            </w:r>
-            <w:r>
-              <w:rPr>
-                <w:rFonts w:hint="eastAsia"/>
-              </w:rPr>
-              <w:t xml:space="preserve"> </w:t>
-            </w:r>
-            <w:proofErr w:type="spellStart"/>
-            <w:r>
-              <w:rPr>
-                <w:rFonts w:hint="eastAsia"/>
-              </w:rPr>
-              <w:t>GameInstance</w:t>
-            </w:r>
-            <w:proofErr w:type="spellEnd"/>
-            <w:r>
-              <w:rPr>
-                <w:rFonts w:hint="eastAsia"/>
-              </w:rPr>
-              <w:t xml:space="preserve">를 상속받은 </w:t>
-            </w:r>
-            <w:proofErr w:type="spellStart"/>
-            <w:r>
-              <w:rPr>
-                <w:rFonts w:hint="eastAsia"/>
-              </w:rPr>
-              <w:t>MyGameInstance</w:t>
-            </w:r>
-            <w:proofErr w:type="spellEnd"/>
-            <w:r>
-              <w:rPr>
-                <w:rFonts w:hint="eastAsia"/>
-              </w:rPr>
-              <w:t xml:space="preserve"> 객체를 가지고 </w:t>
-            </w:r>
-            <w:proofErr w:type="spellStart"/>
-            <w:r>
-              <w:rPr>
-                <w:rFonts w:hint="eastAsia"/>
-              </w:rPr>
-              <w:t>언리얼</w:t>
-            </w:r>
-            <w:proofErr w:type="spellEnd"/>
-            <w:r>
-              <w:rPr>
-                <w:rFonts w:hint="eastAsia"/>
-              </w:rPr>
-              <w:t xml:space="preserve"> 엔진 Output에서 Hello UE 5.6을 출력하는 </w:t>
+            <w:r>
+              <w:rPr>
+                <w:rFonts w:hint="eastAsia"/>
+              </w:rPr>
+              <w:t xml:space="preserve">GameInstance를 상속받은 MyGameInstance 객체를 가지고 언리얼 엔진 Output에서 Hello UE 5.6을 출력하는 </w:t>
             </w:r>
             <w:r>
               <w:rPr>
@@ -1583,7 +1309,6 @@
               <w:rPr>
                 <w:noProof/>
               </w:rPr>
-              <w:lastRenderedPageBreak/>
               <w:drawing>
                 <wp:inline distT="0" distB="0" distL="0" distR="0" wp14:anchorId="630DFE99" wp14:editId="560227C0">
                   <wp:extent cx="5462546" cy="3759480"/>
@@ -1602,7 +1327,7 @@
                           </pic:cNvPicPr>
                         </pic:nvPicPr>
                         <pic:blipFill>
-                          <a:blip r:embed="rId7">
+                          <a:blip r:embed="rId8">
                             <a:extLst>
                               <a:ext uri="{28A0092B-C50C-407E-A947-70E740481C1C}">
                                 <a14:useLocalDpi xmlns:a14="http://schemas.microsoft.com/office/drawing/2010/main" val="0"/>
@@ -1654,6 +1379,7 @@
               <w:rPr>
                 <w:noProof/>
               </w:rPr>
+              <w:lastRenderedPageBreak/>
               <w:drawing>
                 <wp:inline distT="0" distB="0" distL="0" distR="0" wp14:anchorId="1138F3E6" wp14:editId="1030E38C">
                   <wp:extent cx="5216055" cy="3988044"/>
@@ -1672,7 +1398,7 @@
                           </pic:cNvPicPr>
                         </pic:nvPicPr>
                         <pic:blipFill>
-                          <a:blip r:embed="rId8">
+                          <a:blip r:embed="rId9">
                             <a:extLst>
                               <a:ext uri="{28A0092B-C50C-407E-A947-70E740481C1C}">
                                 <a14:useLocalDpi xmlns:a14="http://schemas.microsoft.com/office/drawing/2010/main" val="0"/>
@@ -1710,21 +1436,7 @@
               <w:rPr>
                 <w:rFonts w:hint="eastAsia"/>
               </w:rPr>
-              <w:t xml:space="preserve">이번 미팅까지 과제를 다 해결하려고 했는데 아직까지 </w:t>
-            </w:r>
-            <w:proofErr w:type="spellStart"/>
-            <w:r>
-              <w:rPr>
-                <w:rFonts w:hint="eastAsia"/>
-              </w:rPr>
-              <w:t>언리얼</w:t>
-            </w:r>
-            <w:proofErr w:type="spellEnd"/>
-            <w:r>
-              <w:rPr>
-                <w:rFonts w:hint="eastAsia"/>
-              </w:rPr>
-              <w:t xml:space="preserve"> 기초 지식이 많이 부족해서 해결하지 못한 것 같다. </w:t>
+              <w:t xml:space="preserve">이번 미팅까지 과제를 다 해결하려고 했는데 아직까지 언리얼 기초 지식이 많이 부족해서 해결하지 못한 것 같다. </w:t>
             </w:r>
             <w:r>
               <w:rPr>
@@ -1742,14 +1454,7 @@
               <w:rPr>
                 <w:rFonts w:hint="eastAsia"/>
               </w:rPr>
-              <w:t xml:space="preserve">다음 주에는 </w:t>
-            </w:r>
-            <w:r>
-              <w:rPr>
-                <w:rFonts w:hint="eastAsia"/>
-              </w:rPr>
-              <w:lastRenderedPageBreak/>
-              <w:t>강의 듣는 것보다 프로젝트에 시간을 더 쏟아서 이번에 겪은 문제를 해결하려고 한다.</w:t>
+              <w:t>다음 주에는 강의 듣는 것보다 프로젝트에 시간을 더 쏟아서 이번에 겪은 문제를 해결하려고 한다.</w:t>
             </w:r>
           </w:p>
           <w:p/>
@@ -1940,6 +1645,342 @@
     </w:lvl>
   </w:abstractNum>
   <w:abstractNum w:abstractNumId="1" w15:restartNumberingAfterBreak="0">
+    <w:nsid w:val="34887DDA"/>
+    <w:multiLevelType w:val="hybridMultilevel"/>
+    <w:tmpl w:val="DF7AF176"/>
+    <w:lvl w:ilvl="0" w:tplc="623887BC">
+      <w:numFmt w:val="bullet"/>
+      <w:lvlText w:val="-"/>
+      <w:lvlJc w:val="left"/>
+      <w:pPr>
+        <w:ind w:left="800" w:hanging="360"/>
+      </w:pPr>
+      <w:rPr>
+        <w:rFonts w:ascii="맑은 고딕" w:eastAsia="맑은 고딕" w:hAnsi="맑은 고딕" w:cstheme="minorBidi" w:hint="eastAsia"/>
+      </w:rPr>
+    </w:lvl>
+    <w:lvl w:ilvl="1" w:tplc="04090003" w:tentative="1">
+      <w:start w:val="1"/>
+      <w:numFmt w:val="bullet"/>
+      <w:lvlText w:val=""/>
+      <w:lvlJc w:val="left"/>
+      <w:pPr>
+        <w:ind w:left="1320" w:hanging="440"/>
+      </w:pPr>
+      <w:rPr>
+        <w:rFonts w:ascii="Wingdings" w:hAnsi="Wingdings" w:hint="default"/>
+      </w:rPr>
+    </w:lvl>
+    <w:lvl w:ilvl="2" w:tplc="04090005" w:tentative="1">
+      <w:start w:val="1"/>
+      <w:numFmt w:val="bullet"/>
+      <w:lvlText w:val=""/>
+      <w:lvlJc w:val="left"/>
+      <w:pPr>
+        <w:ind w:left="1760" w:hanging="440"/>
+      </w:pPr>
+      <w:rPr>
+        <w:rFonts w:ascii="Wingdings" w:hAnsi="Wingdings" w:hint="default"/>
+      </w:rPr>
+    </w:lvl>
+    <w:lvl w:ilvl="3" w:tplc="04090001" w:tentative="1">
+      <w:start w:val="1"/>
+      <w:numFmt w:val="bullet"/>
+      <w:lvlText w:val=""/>
+      <w:lvlJc w:val="left"/>
+      <w:pPr>
+        <w:ind w:left="2200" w:hanging="440"/>
+      </w:pPr>
+      <w:rPr>
+        <w:rFonts w:ascii="Wingdings" w:hAnsi="Wingdings" w:hint="default"/>
+      </w:rPr>
+    </w:lvl>
+    <w:lvl w:ilvl="4" w:tplc="04090003" w:tentative="1">
+      <w:start w:val="1"/>
+      <w:numFmt w:val="bullet"/>
+      <w:lvlText w:val=""/>
+      <w:lvlJc w:val="left"/>
+      <w:pPr>
+        <w:ind w:left="2640" w:hanging="440"/>
+      </w:pPr>
+      <w:rPr>
+        <w:rFonts w:ascii="Wingdings" w:hAnsi="Wingdings" w:hint="default"/>
+      </w:rPr>
+    </w:lvl>
+    <w:lvl w:ilvl="5" w:tplc="04090005" w:tentative="1">
+      <w:start w:val="1"/>
+      <w:numFmt w:val="bullet"/>
+      <w:lvlText w:val=""/>
+      <w:lvlJc w:val="left"/>
+      <w:pPr>
+        <w:ind w:left="3080" w:hanging="440"/>
+      </w:pPr>
+      <w:rPr>
+        <w:rFonts w:ascii="Wingdings" w:hAnsi="Wingdings" w:hint="default"/>
+      </w:rPr>
+    </w:lvl>
+    <w:lvl w:ilvl="6" w:tplc="04090001" w:tentative="1">
+      <w:start w:val="1"/>
+      <w:numFmt w:val="bullet"/>
+      <w:lvlText w:val=""/>
+      <w:lvlJc w:val="left"/>
+      <w:pPr>
+        <w:ind w:left="3520" w:hanging="440"/>
+      </w:pPr>
+      <w:rPr>
+        <w:rFonts w:ascii="Wingdings" w:hAnsi="Wingdings" w:hint="default"/>
+      </w:rPr>
+    </w:lvl>
+    <w:lvl w:ilvl="7" w:tplc="04090003" w:tentative="1">
+      <w:start w:val="1"/>
+      <w:numFmt w:val="bullet"/>
+      <w:lvlText w:val=""/>
+      <w:lvlJc w:val="left"/>
+      <w:pPr>
+        <w:ind w:left="3960" w:hanging="440"/>
+      </w:pPr>
+      <w:rPr>
+        <w:rFonts w:ascii="Wingdings" w:hAnsi="Wingdings" w:hint="default"/>
+      </w:rPr>
+    </w:lvl>
+    <w:lvl w:ilvl="8" w:tplc="04090005" w:tentative="1">
+      <w:start w:val="1"/>
+      <w:numFmt w:val="bullet"/>
+      <w:lvlText w:val=""/>
+      <w:lvlJc w:val="left"/>
+      <w:pPr>
+        <w:ind w:left="4400" w:hanging="440"/>
+      </w:pPr>
+      <w:rPr>
+        <w:rFonts w:ascii="Wingdings" w:hAnsi="Wingdings" w:hint="default"/>
+      </w:rPr>
+    </w:lvl>
+  </w:abstractNum>
+  <w:abstractNum w:abstractNumId="2" w15:restartNumberingAfterBreak="0">
+    <w:nsid w:val="35C92581"/>
+    <w:multiLevelType w:val="hybridMultilevel"/>
+    <w:tmpl w:val="F5A42048"/>
+    <w:lvl w:ilvl="0" w:tplc="1722DD44">
+      <w:numFmt w:val="bullet"/>
+      <w:lvlText w:val="-"/>
+      <w:lvlJc w:val="left"/>
+      <w:pPr>
+        <w:ind w:left="800" w:hanging="360"/>
+      </w:pPr>
+      <w:rPr>
+        <w:rFonts w:ascii="맑은 고딕" w:eastAsia="맑은 고딕" w:hAnsi="맑은 고딕" w:cstheme="minorBidi" w:hint="eastAsia"/>
+      </w:rPr>
+    </w:lvl>
+    <w:lvl w:ilvl="1" w:tplc="04090003" w:tentative="1">
+      <w:start w:val="1"/>
+      <w:numFmt w:val="bullet"/>
+      <w:lvlText w:val=""/>
+      <w:lvlJc w:val="left"/>
+      <w:pPr>
+        <w:ind w:left="1320" w:hanging="440"/>
+      </w:pPr>
+      <w:rPr>
+        <w:rFonts w:ascii="Wingdings" w:hAnsi="Wingdings" w:hint="default"/>
+      </w:rPr>
+    </w:lvl>
+    <w:lvl w:ilvl="2" w:tplc="04090005" w:tentative="1">
+      <w:start w:val="1"/>
+      <w:numFmt w:val="bullet"/>
+      <w:lvlText w:val=""/>
+      <w:lvlJc w:val="left"/>
+      <w:pPr>
+        <w:ind w:left="1760" w:hanging="440"/>
+      </w:pPr>
+      <w:rPr>
+        <w:rFonts w:ascii="Wingdings" w:hAnsi="Wingdings" w:hint="default"/>
+      </w:rPr>
+    </w:lvl>
+    <w:lvl w:ilvl="3" w:tplc="04090001" w:tentative="1">
+      <w:start w:val="1"/>
+      <w:numFmt w:val="bullet"/>
+      <w:lvlText w:val=""/>
+      <w:lvlJc w:val="left"/>
+      <w:pPr>
+        <w:ind w:left="2200" w:hanging="440"/>
+      </w:pPr>
+      <w:rPr>
+        <w:rFonts w:ascii="Wingdings" w:hAnsi="Wingdings" w:hint="default"/>
+      </w:rPr>
+    </w:lvl>
+    <w:lvl w:ilvl="4" w:tplc="04090003" w:tentative="1">
+      <w:start w:val="1"/>
+      <w:numFmt w:val="bullet"/>
+      <w:lvlText w:val=""/>
+      <w:lvlJc w:val="left"/>
+      <w:pPr>
+        <w:ind w:left="2640" w:hanging="440"/>
+      </w:pPr>
+      <w:rPr>
+        <w:rFonts w:ascii="Wingdings" w:hAnsi="Wingdings" w:hint="default"/>
+      </w:rPr>
+    </w:lvl>
+    <w:lvl w:ilvl="5" w:tplc="04090005" w:tentative="1">
+      <w:start w:val="1"/>
+      <w:numFmt w:val="bullet"/>
+      <w:lvlText w:val=""/>
+      <w:lvlJc w:val="left"/>
+      <w:pPr>
+        <w:ind w:left="3080" w:hanging="440"/>
+      </w:pPr>
+      <w:rPr>
+        <w:rFonts w:ascii="Wingdings" w:hAnsi="Wingdings" w:hint="default"/>
+      </w:rPr>
+    </w:lvl>
+    <w:lvl w:ilvl="6" w:tplc="04090001" w:tentative="1">
+      <w:start w:val="1"/>
+      <w:numFmt w:val="bullet"/>
+      <w:lvlText w:val=""/>
+      <w:lvlJc w:val="left"/>
+      <w:pPr>
+        <w:ind w:left="3520" w:hanging="440"/>
+      </w:pPr>
+      <w:rPr>
+        <w:rFonts w:ascii="Wingdings" w:hAnsi="Wingdings" w:hint="default"/>
+      </w:rPr>
+    </w:lvl>
+    <w:lvl w:ilvl="7" w:tplc="04090003" w:tentative="1">
+      <w:start w:val="1"/>
+      <w:numFmt w:val="bullet"/>
+      <w:lvlText w:val=""/>
+      <w:lvlJc w:val="left"/>
+      <w:pPr>
+        <w:ind w:left="3960" w:hanging="440"/>
+      </w:pPr>
+      <w:rPr>
+        <w:rFonts w:ascii="Wingdings" w:hAnsi="Wingdings" w:hint="default"/>
+      </w:rPr>
+    </w:lvl>
+    <w:lvl w:ilvl="8" w:tplc="04090005" w:tentative="1">
+      <w:start w:val="1"/>
+      <w:numFmt w:val="bullet"/>
+      <w:lvlText w:val=""/>
+      <w:lvlJc w:val="left"/>
+      <w:pPr>
+        <w:ind w:left="4400" w:hanging="440"/>
+      </w:pPr>
+      <w:rPr>
+        <w:rFonts w:ascii="Wingdings" w:hAnsi="Wingdings" w:hint="default"/>
+      </w:rPr>
+    </w:lvl>
+  </w:abstractNum>
+  <w:abstractNum w:abstractNumId="3" w15:restartNumberingAfterBreak="0">
+    <w:nsid w:val="54A45C7D"/>
+    <w:multiLevelType w:val="hybridMultilevel"/>
+    <w:tmpl w:val="CDBAF5F0"/>
+    <w:lvl w:ilvl="0" w:tplc="7A5C97BE">
+      <w:numFmt w:val="bullet"/>
+      <w:lvlText w:val="-"/>
+      <w:lvlJc w:val="left"/>
+      <w:pPr>
+        <w:ind w:left="800" w:hanging="360"/>
+      </w:pPr>
+      <w:rPr>
+        <w:rFonts w:ascii="맑은 고딕" w:eastAsia="맑은 고딕" w:hAnsi="맑은 고딕" w:cstheme="minorBidi" w:hint="eastAsia"/>
+      </w:rPr>
+    </w:lvl>
+    <w:lvl w:ilvl="1" w:tplc="04090003" w:tentative="1">
+      <w:start w:val="1"/>
+      <w:numFmt w:val="bullet"/>
+      <w:lvlText w:val=""/>
+      <w:lvlJc w:val="left"/>
+      <w:pPr>
+        <w:ind w:left="1320" w:hanging="440"/>
+      </w:pPr>
+      <w:rPr>
+        <w:rFonts w:ascii="Wingdings" w:hAnsi="Wingdings" w:hint="default"/>
+      </w:rPr>
+    </w:lvl>
+    <w:lvl w:ilvl="2" w:tplc="04090005" w:tentative="1">
+      <w:start w:val="1"/>
+      <w:numFmt w:val="bullet"/>
+      <w:lvlText w:val=""/>
+      <w:lvlJc w:val="left"/>
+      <w:pPr>
+        <w:ind w:left="1760" w:hanging="440"/>
+      </w:pPr>
+      <w:rPr>
+        <w:rFonts w:ascii="Wingdings" w:hAnsi="Wingdings" w:hint="default"/>
+      </w:rPr>
+    </w:lvl>
+    <w:lvl w:ilvl="3" w:tplc="04090001" w:tentative="1">
+      <w:start w:val="1"/>
+      <w:numFmt w:val="bullet"/>
+      <w:lvlText w:val=""/>
+      <w:lvlJc w:val="left"/>
+      <w:pPr>
+        <w:ind w:left="2200" w:hanging="440"/>
+      </w:pPr>
+      <w:rPr>
+        <w:rFonts w:ascii="Wingdings" w:hAnsi="Wingdings" w:hint="default"/>
+      </w:rPr>
+    </w:lvl>
+    <w:lvl w:ilvl="4" w:tplc="04090003" w:tentative="1">
+      <w:start w:val="1"/>
+      <w:numFmt w:val="bullet"/>
+      <w:lvlText w:val=""/>
+      <w:lvlJc w:val="left"/>
+      <w:pPr>
+        <w:ind w:left="2640" w:hanging="440"/>
+      </w:pPr>
+      <w:rPr>
+        <w:rFonts w:ascii="Wingdings" w:hAnsi="Wingdings" w:hint="default"/>
+      </w:rPr>
+    </w:lvl>
+    <w:lvl w:ilvl="5" w:tplc="04090005" w:tentative="1">
+      <w:start w:val="1"/>
+      <w:numFmt w:val="bullet"/>
+      <w:lvlText w:val=""/>
+      <w:lvlJc w:val="left"/>
+      <w:pPr>
+        <w:ind w:left="3080" w:hanging="440"/>
+      </w:pPr>
+      <w:rPr>
+        <w:rFonts w:ascii="Wingdings" w:hAnsi="Wingdings" w:hint="default"/>
+      </w:rPr>
+    </w:lvl>
+    <w:lvl w:ilvl="6" w:tplc="04090001" w:tentative="1">
+      <w:start w:val="1"/>
+      <w:numFmt w:val="bullet"/>
+      <w:lvlText w:val=""/>
+      <w:lvlJc w:val="left"/>
+      <w:pPr>
+        <w:ind w:left="3520" w:hanging="440"/>
+      </w:pPr>
+      <w:rPr>
+        <w:rFonts w:ascii="Wingdings" w:hAnsi="Wingdings" w:hint="default"/>
+      </w:rPr>
+    </w:lvl>
+    <w:lvl w:ilvl="7" w:tplc="04090003" w:tentative="1">
+      <w:start w:val="1"/>
+      <w:numFmt w:val="bullet"/>
+      <w:lvlText w:val=""/>
+      <w:lvlJc w:val="left"/>
+      <w:pPr>
+        <w:ind w:left="3960" w:hanging="440"/>
+      </w:pPr>
+      <w:rPr>
+        <w:rFonts w:ascii="Wingdings" w:hAnsi="Wingdings" w:hint="default"/>
+      </w:rPr>
+    </w:lvl>
+    <w:lvl w:ilvl="8" w:tplc="04090005" w:tentative="1">
+      <w:start w:val="1"/>
+      <w:numFmt w:val="bullet"/>
+      <w:lvlText w:val=""/>
+      <w:lvlJc w:val="left"/>
+      <w:pPr>
+        <w:ind w:left="4400" w:hanging="440"/>
+      </w:pPr>
+      <w:rPr>
+        <w:rFonts w:ascii="Wingdings" w:hAnsi="Wingdings" w:hint="default"/>
+      </w:rPr>
+    </w:lvl>
+  </w:abstractNum>
+  <w:abstractNum w:abstractNumId="4" w15:restartNumberingAfterBreak="0">
     <w:nsid w:val="6E284ED7"/>
     <w:multiLevelType w:val="hybridMultilevel"/>
     <w:tmpl w:val="22EC1DFC"/>
@@ -2032,7 +2073,16 @@
     <w:abstractNumId w:val="0"/>
   </w:num>
   <w:num w:numId="2" w16cid:durableId="1745108507">
+    <w:abstractNumId w:val="4"/>
+  </w:num>
+  <w:num w:numId="3" w16cid:durableId="717359235">
     <w:abstractNumId w:val="1"/>
+  </w:num>
+  <w:num w:numId="4" w16cid:durableId="374038224">
+    <w:abstractNumId w:val="2"/>
+  </w:num>
+  <w:num w:numId="5" w16cid:durableId="110899207">
+    <w:abstractNumId w:val="3"/>
   </w:num>
 </w:numbering>
 </file>
@@ -3016,6 +3066,29 @@
     <w:uiPriority w:val="99"/>
     <w:rsid w:val="00341936"/>
   </w:style>
+  <w:style w:type="character" w:styleId="ad">
+    <w:name w:val="Hyperlink"/>
+    <w:basedOn w:val="a0"/>
+    <w:uiPriority w:val="99"/>
+    <w:unhideWhenUsed/>
+    <w:rsid w:val="00765C01"/>
+    <w:rPr>
+      <w:color w:val="467886" w:themeColor="hyperlink"/>
+      <w:u w:val="single"/>
+    </w:rPr>
+  </w:style>
+  <w:style w:type="character" w:styleId="ae">
+    <w:name w:val="Unresolved Mention"/>
+    <w:basedOn w:val="a0"/>
+    <w:uiPriority w:val="99"/>
+    <w:semiHidden/>
+    <w:unhideWhenUsed/>
+    <w:rsid w:val="00765C01"/>
+    <w:rPr>
+      <w:color w:val="605E5C"/>
+      <w:shd w:val="clear" w:color="auto" w:fill="E1DFDD"/>
+    </w:rPr>
+  </w:style>
 </w:styles>
 </file>
 

--- a/작업일지/9주차.docx
+++ b/작업일지/9주차.docx
@@ -207,6 +207,7 @@
                 <w:bCs/>
               </w:rPr>
             </w:pPr>
+            <w:proofErr w:type="spellStart"/>
             <w:r>
               <w:rPr>
                 <w:rFonts w:hint="eastAsia"/>
@@ -215,6 +216,7 @@
               </w:rPr>
               <w:t>팀명</w:t>
             </w:r>
+            <w:proofErr w:type="spellEnd"/>
           </w:p>
         </w:tc>
         <w:tc>
@@ -284,7 +286,21 @@
               <w:rPr>
                 <w:rFonts w:hint="eastAsia"/>
               </w:rPr>
-              <w:t xml:space="preserve"> 윤이하나(기획, </w:t>
+              <w:t xml:space="preserve"> </w:t>
+            </w:r>
+            <w:proofErr w:type="spellStart"/>
+            <w:r>
+              <w:rPr>
+                <w:rFonts w:hint="eastAsia"/>
+              </w:rPr>
+              <w:t>윤이하나</w:t>
+            </w:r>
+            <w:proofErr w:type="spellEnd"/>
+            <w:r>
+              <w:rPr>
+                <w:rFonts w:hint="eastAsia"/>
+              </w:rPr>
+              <w:t xml:space="preserve">(기획, </w:t>
             </w:r>
             <w:r>
               <w:rPr>
@@ -444,7 +460,35 @@
               <w:rPr>
                 <w:rFonts w:hint="eastAsia"/>
               </w:rPr>
-              <w:t>1. DX12에선 protobuf로 구현했는데, 엔진에선 어떻게 돌아가는지 모르겠어서 기존 서버를 붙이지 못함</w:t>
+              <w:t xml:space="preserve">1. DX12에선 </w:t>
+            </w:r>
+            <w:proofErr w:type="spellStart"/>
+            <w:r>
+              <w:rPr>
+                <w:rFonts w:hint="eastAsia"/>
+              </w:rPr>
+              <w:t>protobuf</w:t>
+            </w:r>
+            <w:proofErr w:type="spellEnd"/>
+            <w:r>
+              <w:rPr>
+                <w:rFonts w:hint="eastAsia"/>
+              </w:rPr>
+              <w:t xml:space="preserve">로 구현했는데, 엔진에선 어떻게 돌아가는지 </w:t>
+            </w:r>
+            <w:proofErr w:type="spellStart"/>
+            <w:r>
+              <w:rPr>
+                <w:rFonts w:hint="eastAsia"/>
+              </w:rPr>
+              <w:t>모르겠어서</w:t>
+            </w:r>
+            <w:proofErr w:type="spellEnd"/>
+            <w:r>
+              <w:rPr>
+                <w:rFonts w:hint="eastAsia"/>
+              </w:rPr>
+              <w:t xml:space="preserve"> 기존 서버를 붙이지 못함</w:t>
             </w:r>
           </w:p>
           <w:p>
@@ -455,7 +499,21 @@
               <w:rPr>
                 <w:rFonts w:hint="eastAsia"/>
               </w:rPr>
-              <w:t>2. protobuf 붙이는 방법 못 찾으면 에코서버로 구현하기</w:t>
+              <w:t xml:space="preserve">2. </w:t>
+            </w:r>
+            <w:proofErr w:type="spellStart"/>
+            <w:r>
+              <w:rPr>
+                <w:rFonts w:hint="eastAsia"/>
+              </w:rPr>
+              <w:t>protobuf</w:t>
+            </w:r>
+            <w:proofErr w:type="spellEnd"/>
+            <w:r>
+              <w:rPr>
+                <w:rFonts w:hint="eastAsia"/>
+              </w:rPr>
+              <w:t xml:space="preserve"> 붙이는 방법 못 찾으면 에코서버로 구현하기</w:t>
             </w:r>
           </w:p>
           <w:p/>
@@ -641,6 +699,7 @@
                 <w:bCs/>
               </w:rPr>
             </w:pPr>
+            <w:proofErr w:type="spellStart"/>
             <w:r>
               <w:rPr>
                 <w:rFonts w:hint="eastAsia"/>
@@ -649,6 +708,7 @@
               </w:rPr>
               <w:t>윤이하나</w:t>
             </w:r>
+            <w:proofErr w:type="spellEnd"/>
           </w:p>
         </w:tc>
         <w:tc>
@@ -734,16 +794,39 @@
             </w:r>
           </w:p>
           <w:p>
-            <w:pPr>
-              <w:rPr>
-                <w:rFonts w:hint="eastAsia"/>
-              </w:rPr>
-            </w:pPr>
-            <w:r>
-              <w:rPr>
-                <w:rFonts w:hint="eastAsia"/>
-              </w:rPr>
-              <w:t>- 언리얼 Protobuf 적용 방법 찾기</w:t>
+            <w:r>
+              <w:rPr>
+                <w:rFonts w:hint="eastAsia"/>
+              </w:rPr>
+              <w:t xml:space="preserve">- </w:t>
+            </w:r>
+            <w:proofErr w:type="spellStart"/>
+            <w:r>
+              <w:rPr>
+                <w:rFonts w:hint="eastAsia"/>
+              </w:rPr>
+              <w:t>언리얼</w:t>
+            </w:r>
+            <w:proofErr w:type="spellEnd"/>
+            <w:r>
+              <w:rPr>
+                <w:rFonts w:hint="eastAsia"/>
+              </w:rPr>
+              <w:t xml:space="preserve"> </w:t>
+            </w:r>
+            <w:proofErr w:type="spellStart"/>
+            <w:r>
+              <w:rPr>
+                <w:rFonts w:hint="eastAsia"/>
+              </w:rPr>
+              <w:t>Protobuf</w:t>
+            </w:r>
+            <w:proofErr w:type="spellEnd"/>
+            <w:r>
+              <w:rPr>
+                <w:rFonts w:hint="eastAsia"/>
+              </w:rPr>
+              <w:t xml:space="preserve"> 적용 방법 찾기</w:t>
             </w:r>
           </w:p>
         </w:tc>
@@ -787,8 +870,30 @@
               <w:rPr>
                 <w:rFonts w:hint="eastAsia"/>
               </w:rPr>
-              <w:t>- 유데미 강의 섹션 2, 3 듣고 C++로 프로그래밍 할 수 있도록하기</w:t>
-            </w:r>
+              <w:t xml:space="preserve">- </w:t>
+            </w:r>
+            <w:proofErr w:type="spellStart"/>
+            <w:r>
+              <w:rPr>
+                <w:rFonts w:hint="eastAsia"/>
+              </w:rPr>
+              <w:t>유데미</w:t>
+            </w:r>
+            <w:proofErr w:type="spellEnd"/>
+            <w:r>
+              <w:rPr>
+                <w:rFonts w:hint="eastAsia"/>
+              </w:rPr>
+              <w:t xml:space="preserve"> 강의 섹션 2, 3 듣고 C++로 프로그래밍 할 수 </w:t>
+            </w:r>
+            <w:proofErr w:type="spellStart"/>
+            <w:r>
+              <w:rPr>
+                <w:rFonts w:hint="eastAsia"/>
+              </w:rPr>
+              <w:t>있도록하기</w:t>
+            </w:r>
+            <w:proofErr w:type="spellEnd"/>
           </w:p>
         </w:tc>
       </w:tr>
@@ -832,6 +937,7 @@
                 <w:bCs/>
               </w:rPr>
             </w:pPr>
+            <w:proofErr w:type="spellStart"/>
             <w:r>
               <w:rPr>
                 <w:rFonts w:hint="eastAsia"/>
@@ -840,6 +946,7 @@
               </w:rPr>
               <w:t>윤이하나</w:t>
             </w:r>
+            <w:proofErr w:type="spellEnd"/>
           </w:p>
         </w:tc>
         <w:tc>
@@ -860,7 +967,21 @@
                 <w:rFonts w:hint="eastAsia"/>
               </w:rPr>
               <w:lastRenderedPageBreak/>
-              <w:t xml:space="preserve">- 게임기획 2에 제출할 겸 하여 간단한 게임 기획서(제안서)를 작성하였다. 기획서라기보다는 앞으로 기획해야 할 일 등을 기재하였기 때문에 </w:t>
+              <w:t xml:space="preserve">- 게임기획 2에 제출할 겸 하여 간단한 게임 기획서(제안서)를 작성하였다. </w:t>
+            </w:r>
+            <w:proofErr w:type="spellStart"/>
+            <w:r>
+              <w:rPr>
+                <w:rFonts w:hint="eastAsia"/>
+              </w:rPr>
+              <w:t>기획서라기보다는</w:t>
+            </w:r>
+            <w:proofErr w:type="spellEnd"/>
+            <w:r>
+              <w:rPr>
+                <w:rFonts w:hint="eastAsia"/>
+              </w:rPr>
+              <w:t xml:space="preserve"> 앞으로 기획해야 할 일 등을 기재하였기 때문에 </w:t>
             </w:r>
             <w:r>
               <w:t>‘</w:t>
@@ -878,7 +999,21 @@
               <w:rPr>
                 <w:rFonts w:hint="eastAsia"/>
               </w:rPr>
-              <w:t>로 이름붙였다.</w:t>
+              <w:t xml:space="preserve">로 </w:t>
+            </w:r>
+            <w:proofErr w:type="spellStart"/>
+            <w:r>
+              <w:rPr>
+                <w:rFonts w:hint="eastAsia"/>
+              </w:rPr>
+              <w:t>이름붙였다</w:t>
+            </w:r>
+            <w:proofErr w:type="spellEnd"/>
+            <w:r>
+              <w:rPr>
+                <w:rFonts w:hint="eastAsia"/>
+              </w:rPr>
+              <w:t>.</w:t>
             </w:r>
           </w:p>
           <w:p>
@@ -900,11 +1035,19 @@
             <w:r>
               <w:t>’</w:t>
             </w:r>
-            <w:r>
-              <w:rPr>
-                <w:rFonts w:hint="eastAsia"/>
-              </w:rPr>
-              <w:t>에 대해 기획하지 않았기 때문에, 이전에 논의 도중 나왔던 관련 아이디어도 작성하였다.</w:t>
+            <w:proofErr w:type="spellStart"/>
+            <w:r>
+              <w:rPr>
+                <w:rFonts w:hint="eastAsia"/>
+              </w:rPr>
+              <w:t>에</w:t>
+            </w:r>
+            <w:proofErr w:type="spellEnd"/>
+            <w:r>
+              <w:rPr>
+                <w:rFonts w:hint="eastAsia"/>
+              </w:rPr>
+              <w:t xml:space="preserve"> 대해 기획하지 않았기 때문에, 이전에 논의 도중 나왔던 관련 아이디어도 작성하였다.</w:t>
             </w:r>
           </w:p>
           <w:p>
@@ -944,12 +1087,14 @@
             <w:r>
               <w:t>‘</w:t>
             </w:r>
+            <w:proofErr w:type="spellStart"/>
             <w:r>
               <w:rPr>
                 <w:rFonts w:hint="eastAsia"/>
               </w:rPr>
               <w:t>쿨타임</w:t>
             </w:r>
+            <w:proofErr w:type="spellEnd"/>
             <w:r>
               <w:t>’</w:t>
             </w:r>
@@ -971,11 +1116,19 @@
             <w:r>
               <w:t>’</w:t>
             </w:r>
-            <w:r>
-              <w:rPr>
-                <w:rFonts w:hint="eastAsia"/>
-              </w:rPr>
-              <w:t xml:space="preserve">으로 변경하였다. 내가 작성한 내용에는 </w:t>
+            <w:proofErr w:type="spellStart"/>
+            <w:r>
+              <w:rPr>
+                <w:rFonts w:hint="eastAsia"/>
+              </w:rPr>
+              <w:t>으로</w:t>
+            </w:r>
+            <w:proofErr w:type="spellEnd"/>
+            <w:r>
+              <w:rPr>
+                <w:rFonts w:hint="eastAsia"/>
+              </w:rPr>
+              <w:t xml:space="preserve"> 변경하였다. 내가 작성한 내용에는 </w:t>
             </w:r>
             <w:r>
               <w:t>‘</w:t>
@@ -1024,11 +1177,33 @@
             <w:r>
               <w:t>’</w:t>
             </w:r>
-            <w:r>
-              <w:rPr>
-                <w:rFonts w:hint="eastAsia"/>
-              </w:rPr>
-              <w:t>를 무엇으로 선정해야 할 지 고민 중이다. 물론 모델링을 함으로서 그와 관련된 내용을 선정하여도 될 테이지만, 기획자로써의 중점연구과제를 선정할 수 있으면 좋</w:t>
+            <w:proofErr w:type="spellStart"/>
+            <w:r>
+              <w:rPr>
+                <w:rFonts w:hint="eastAsia"/>
+              </w:rPr>
+              <w:t>를</w:t>
+            </w:r>
+            <w:proofErr w:type="spellEnd"/>
+            <w:r>
+              <w:rPr>
+                <w:rFonts w:hint="eastAsia"/>
+              </w:rPr>
+              <w:t xml:space="preserve"> 무엇으로 선정해야 할 지 고민 중이다. 물론 모델링을 함으로서 그와 관련된 내용을 선정하여도 될 테이지만, </w:t>
+            </w:r>
+            <w:proofErr w:type="spellStart"/>
+            <w:r>
+              <w:rPr>
+                <w:rFonts w:hint="eastAsia"/>
+              </w:rPr>
+              <w:t>기획자로써의</w:t>
+            </w:r>
+            <w:proofErr w:type="spellEnd"/>
+            <w:r>
+              <w:rPr>
+                <w:rFonts w:hint="eastAsia"/>
+              </w:rPr>
+              <w:t xml:space="preserve"> 중점연구과제를 선정할 수 있으면 좋</w:t>
             </w:r>
             <w:r>
               <w:rPr>
@@ -1077,7 +1252,35 @@
               <w:rPr>
                 <w:rFonts w:hint="eastAsia"/>
               </w:rPr>
-              <w:t xml:space="preserve">- 채은이가 에코 서버를 만들어서 언리얼과 연동하는 걸 해준다고 해서, 이번에는 서버 구조 설계를 다시 해보았다. 근데 서버 구조 설계를 어떤 식으로 해야 하는지 잘 모르겠어서 찾아봤는데, 서버 구조 설계라는 것이 내가 생각한 </w:t>
+              <w:t xml:space="preserve">- 채은이가 에코 서버를 만들어서 </w:t>
+            </w:r>
+            <w:proofErr w:type="spellStart"/>
+            <w:r>
+              <w:rPr>
+                <w:rFonts w:hint="eastAsia"/>
+              </w:rPr>
+              <w:t>언리얼과</w:t>
+            </w:r>
+            <w:proofErr w:type="spellEnd"/>
+            <w:r>
+              <w:rPr>
+                <w:rFonts w:hint="eastAsia"/>
+              </w:rPr>
+              <w:t xml:space="preserve"> 연동하는 걸 해준다고 해서, 이번에는 서버 구조 설계를 다시 해보았다. 근데 서버 구조 설계를 어떤 식으로 해야 하는지 잘 </w:t>
+            </w:r>
+            <w:proofErr w:type="spellStart"/>
+            <w:r>
+              <w:rPr>
+                <w:rFonts w:hint="eastAsia"/>
+              </w:rPr>
+              <w:t>모르겠어서</w:t>
+            </w:r>
+            <w:proofErr w:type="spellEnd"/>
+            <w:r>
+              <w:rPr>
+                <w:rFonts w:hint="eastAsia"/>
+              </w:rPr>
+              <w:t xml:space="preserve"> 찾아봤는데, 서버 구조 설계라는 것이 내가 생각한 </w:t>
             </w:r>
             <w:r>
               <w:t>‘</w:t>
@@ -1095,7 +1298,21 @@
               <w:rPr>
                 <w:rFonts w:hint="eastAsia"/>
               </w:rPr>
-              <w:t>이 아니라 서버는 몇 개의 컴퓨터로 이루어져있고, 어느 정도의 접속자가 발생할 것이며</w:t>
+              <w:t xml:space="preserve">이 아니라 서버는 몇 개의 컴퓨터로 </w:t>
+            </w:r>
+            <w:proofErr w:type="spellStart"/>
+            <w:r>
+              <w:rPr>
+                <w:rFonts w:hint="eastAsia"/>
+              </w:rPr>
+              <w:t>이루어져있고</w:t>
+            </w:r>
+            <w:proofErr w:type="spellEnd"/>
+            <w:r>
+              <w:rPr>
+                <w:rFonts w:hint="eastAsia"/>
+              </w:rPr>
+              <w:t>, 어느 정도의 접속자가 발생할 것이며</w:t>
             </w:r>
             <w:r>
               <w:t>…</w:t>
@@ -1113,24 +1330,130 @@
               <w:rPr>
                 <w:rFonts w:hint="eastAsia"/>
               </w:rPr>
-              <w:t xml:space="preserve"> 이런 내용이 나왔다. 내가 서버 구조 설계라는 것을 잘못 알고 있는 것 같다. 그래서 그냥 서버가 클라랑 어떻게 통신되는지와 어떤 패킷을 주고 받을 것인지에 대한 플로우차트 같은 것을 작성 중이다. 작성하면서 계속 수정할 것이 생겨 아직은 틀만 잡는 느낌으로 하고 있다.</w:t>
-            </w:r>
-          </w:p>
-          <w:p>
-            <w:r>
-              <w:rPr>
-                <w:rFonts w:hint="eastAsia"/>
-              </w:rPr>
-              <w:t>- 언리얼에 Protobuf 적용하는 방법도 찾아보았는데, 참고할만한 적당한 블로그를 찾아서 다음에 시도해볼 예정이다. 생각보다 간단한 것 같았다.</w:t>
+              <w:t xml:space="preserve"> 이런 내용이 나왔다. 내가 서버 구조 설계라는 것을 잘못 알고 있는 것 같다. 그래서 그냥 서버가 </w:t>
+            </w:r>
+            <w:proofErr w:type="spellStart"/>
+            <w:r>
+              <w:rPr>
+                <w:rFonts w:hint="eastAsia"/>
+              </w:rPr>
+              <w:t>클라랑</w:t>
+            </w:r>
+            <w:proofErr w:type="spellEnd"/>
+            <w:r>
+              <w:rPr>
+                <w:rFonts w:hint="eastAsia"/>
+              </w:rPr>
+              <w:t xml:space="preserve"> 어떻게 </w:t>
+            </w:r>
+            <w:proofErr w:type="spellStart"/>
+            <w:r>
+              <w:rPr>
+                <w:rFonts w:hint="eastAsia"/>
+              </w:rPr>
+              <w:t>통신되는지와</w:t>
+            </w:r>
+            <w:proofErr w:type="spellEnd"/>
+            <w:r>
+              <w:rPr>
+                <w:rFonts w:hint="eastAsia"/>
+              </w:rPr>
+              <w:t xml:space="preserve"> 어떤 패킷을 </w:t>
+            </w:r>
+            <w:proofErr w:type="gramStart"/>
+            <w:r>
+              <w:rPr>
+                <w:rFonts w:hint="eastAsia"/>
+              </w:rPr>
+              <w:t>주고 받을</w:t>
+            </w:r>
+            <w:proofErr w:type="gramEnd"/>
+            <w:r>
+              <w:rPr>
+                <w:rFonts w:hint="eastAsia"/>
+              </w:rPr>
+              <w:t xml:space="preserve"> 것인지에 대한 </w:t>
+            </w:r>
+            <w:proofErr w:type="spellStart"/>
+            <w:r>
+              <w:rPr>
+                <w:rFonts w:hint="eastAsia"/>
+              </w:rPr>
+              <w:t>플로우차트</w:t>
+            </w:r>
+            <w:proofErr w:type="spellEnd"/>
+            <w:r>
+              <w:rPr>
+                <w:rFonts w:hint="eastAsia"/>
+              </w:rPr>
+              <w:t xml:space="preserve"> 같은 것을 작성 중이다. 작성하면서 계속 수정할 것이 생겨 아직은 틀만 잡는 느낌으로 하고 있다.</w:t>
+            </w:r>
+          </w:p>
+          <w:p>
+            <w:r>
+              <w:rPr>
+                <w:rFonts w:hint="eastAsia"/>
+              </w:rPr>
+              <w:t xml:space="preserve">- </w:t>
+            </w:r>
+            <w:proofErr w:type="spellStart"/>
+            <w:r>
+              <w:rPr>
+                <w:rFonts w:hint="eastAsia"/>
+              </w:rPr>
+              <w:t>언리얼에</w:t>
+            </w:r>
+            <w:proofErr w:type="spellEnd"/>
+            <w:r>
+              <w:rPr>
+                <w:rFonts w:hint="eastAsia"/>
+              </w:rPr>
+              <w:t xml:space="preserve"> </w:t>
+            </w:r>
+            <w:proofErr w:type="spellStart"/>
+            <w:r>
+              <w:rPr>
+                <w:rFonts w:hint="eastAsia"/>
+              </w:rPr>
+              <w:t>Protobuf</w:t>
+            </w:r>
+            <w:proofErr w:type="spellEnd"/>
+            <w:r>
+              <w:rPr>
+                <w:rFonts w:hint="eastAsia"/>
+              </w:rPr>
+              <w:t xml:space="preserve"> 적용하는 방법도 찾아보았는데, 참고할만한 적당한 블로그를 찾아서 다음에 시도해볼 예정이다. 생각보다 간단한 것 같았다.</w:t>
             </w:r>
           </w:p>
           <w:p/>
           <w:p>
-            <w:r>
-              <w:rPr>
-                <w:rFonts w:hint="eastAsia"/>
-              </w:rPr>
-              <w:t xml:space="preserve">언리얼 Protobuf 적용 블로그: </w:t>
+            <w:proofErr w:type="spellStart"/>
+            <w:r>
+              <w:rPr>
+                <w:rFonts w:hint="eastAsia"/>
+              </w:rPr>
+              <w:t>언리얼</w:t>
+            </w:r>
+            <w:proofErr w:type="spellEnd"/>
+            <w:r>
+              <w:rPr>
+                <w:rFonts w:hint="eastAsia"/>
+              </w:rPr>
+              <w:t xml:space="preserve"> </w:t>
+            </w:r>
+            <w:proofErr w:type="spellStart"/>
+            <w:r>
+              <w:rPr>
+                <w:rFonts w:hint="eastAsia"/>
+              </w:rPr>
+              <w:t>Protobuf</w:t>
+            </w:r>
+            <w:proofErr w:type="spellEnd"/>
+            <w:r>
+              <w:rPr>
+                <w:rFonts w:hint="eastAsia"/>
+              </w:rPr>
+              <w:t xml:space="preserve"> 적용 블로그: </w:t>
             </w:r>
             <w:hyperlink r:id="rId7" w:history="1">
               <w:r>
@@ -1141,13 +1464,7 @@
               </w:r>
             </w:hyperlink>
           </w:p>
-          <w:p>
-            <w:pPr>
-              <w:rPr>
-                <w:rFonts w:hint="eastAsia"/>
-              </w:rPr>
-            </w:pPr>
-          </w:p>
+          <w:p/>
         </w:tc>
       </w:tr>
       <w:tr>
@@ -1189,19 +1506,75 @@
               <w:rPr>
                 <w:rFonts w:hint="eastAsia"/>
               </w:rPr>
-              <w:t xml:space="preserve">- git ignore를 고쳤는데 제대로 작동되지 않는 파일이 있는 것 같다. 다음 주에 캐시를 지우는 명령어를 써봐야겠다. 그리고 언리얼 파일을 깃허브에 올렸을 때 팀원들이 파일을 못 연다고 하는데 아직 어떤 부분이 문제인지 모르겠다. </w:t>
-            </w:r>
-            <w:r>
-              <w:rPr>
-                <w:rFonts w:hint="eastAsia"/>
-              </w:rPr>
-              <w:t xml:space="preserve">노트북에서 테스트 했을 때는 실행이 돼서 더 모르겠다. </w:t>
-            </w:r>
-            <w:r>
-              <w:rPr>
-                <w:rFonts w:hint="eastAsia"/>
-              </w:rPr>
-              <w:t>이번 주는 강의 듣느라 깃허브 관련 문제에 시간을 쏟지 못했는데, 다음 주까지 꼭 해결하려고 한다. (정 안 되면 새로 저장소를 파려고 한다.)</w:t>
+              <w:t xml:space="preserve">- git ignore를 고쳤는데 제대로 작동되지 않는 파일이 있는 것 같다. 다음 주에 캐시를 지우는 명령어를 써봐야겠다. 그리고 </w:t>
+            </w:r>
+            <w:proofErr w:type="spellStart"/>
+            <w:r>
+              <w:rPr>
+                <w:rFonts w:hint="eastAsia"/>
+              </w:rPr>
+              <w:t>언리얼</w:t>
+            </w:r>
+            <w:proofErr w:type="spellEnd"/>
+            <w:r>
+              <w:rPr>
+                <w:rFonts w:hint="eastAsia"/>
+              </w:rPr>
+              <w:t xml:space="preserve"> 파일을 </w:t>
+            </w:r>
+            <w:proofErr w:type="spellStart"/>
+            <w:r>
+              <w:rPr>
+                <w:rFonts w:hint="eastAsia"/>
+              </w:rPr>
+              <w:t>깃허브에</w:t>
+            </w:r>
+            <w:proofErr w:type="spellEnd"/>
+            <w:r>
+              <w:rPr>
+                <w:rFonts w:hint="eastAsia"/>
+              </w:rPr>
+              <w:t xml:space="preserve"> 올렸을 때 팀원들이 파일을 못 연다고 하는데 아직 어떤 부분이 문제인지 모르겠다. </w:t>
+            </w:r>
+            <w:r>
+              <w:rPr>
+                <w:rFonts w:hint="eastAsia"/>
+              </w:rPr>
+              <w:t xml:space="preserve">노트북에서 </w:t>
+            </w:r>
+            <w:proofErr w:type="gramStart"/>
+            <w:r>
+              <w:rPr>
+                <w:rFonts w:hint="eastAsia"/>
+              </w:rPr>
+              <w:t>테스트 했을</w:t>
+            </w:r>
+            <w:proofErr w:type="gramEnd"/>
+            <w:r>
+              <w:rPr>
+                <w:rFonts w:hint="eastAsia"/>
+              </w:rPr>
+              <w:t xml:space="preserve"> 때는 실행이 돼서 더 모르겠다. </w:t>
+            </w:r>
+            <w:r>
+              <w:rPr>
+                <w:rFonts w:hint="eastAsia"/>
+              </w:rPr>
+              <w:t xml:space="preserve">이번 주는 강의 듣느라 </w:t>
+            </w:r>
+            <w:proofErr w:type="spellStart"/>
+            <w:r>
+              <w:rPr>
+                <w:rFonts w:hint="eastAsia"/>
+              </w:rPr>
+              <w:t>깃허브</w:t>
+            </w:r>
+            <w:proofErr w:type="spellEnd"/>
+            <w:r>
+              <w:rPr>
+                <w:rFonts w:hint="eastAsia"/>
+              </w:rPr>
+              <w:t xml:space="preserve"> 관련 문제에 시간을 쏟지 못했는데, 다음 주까지 꼭 해결하려고 한다. (정 안 되면 새로 저장소를 파려고 한다.)</w:t>
             </w:r>
           </w:p>
           <w:p/>
@@ -1210,13 +1583,97 @@
               <w:rPr>
                 <w:rFonts w:hint="eastAsia"/>
               </w:rPr>
-              <w:t>- 유데미(언리얼 C++) 강의 섹션2를 다 수강하고, 섹션3은 2/3 정도 수강했다. C++로 액터를 만들어서 위아래로 움직이는 간단한 코드를 작성해서, 여러 에셋을 컴포넌트로 붙이는 실습을 진행했다.</w:t>
-            </w:r>
-            <w:r>
-              <w:rPr>
-                <w:rFonts w:hint="eastAsia"/>
-              </w:rPr>
-              <w:t xml:space="preserve"> 언리얼 엔진에서 라이브코딩하는 방법도 배웠다.</w:t>
+              <w:t xml:space="preserve">- </w:t>
+            </w:r>
+            <w:proofErr w:type="spellStart"/>
+            <w:r>
+              <w:rPr>
+                <w:rFonts w:hint="eastAsia"/>
+              </w:rPr>
+              <w:t>유데미</w:t>
+            </w:r>
+            <w:proofErr w:type="spellEnd"/>
+            <w:r>
+              <w:rPr>
+                <w:rFonts w:hint="eastAsia"/>
+              </w:rPr>
+              <w:t>(</w:t>
+            </w:r>
+            <w:proofErr w:type="spellStart"/>
+            <w:r>
+              <w:rPr>
+                <w:rFonts w:hint="eastAsia"/>
+              </w:rPr>
+              <w:t>언리얼</w:t>
+            </w:r>
+            <w:proofErr w:type="spellEnd"/>
+            <w:r>
+              <w:rPr>
+                <w:rFonts w:hint="eastAsia"/>
+              </w:rPr>
+              <w:t xml:space="preserve"> C++) 강의 섹션2를 다 수강하고, 섹션3은 2/3 정도 수강했다. C++로 </w:t>
+            </w:r>
+            <w:proofErr w:type="spellStart"/>
+            <w:r>
+              <w:rPr>
+                <w:rFonts w:hint="eastAsia"/>
+              </w:rPr>
+              <w:t>액터를</w:t>
+            </w:r>
+            <w:proofErr w:type="spellEnd"/>
+            <w:r>
+              <w:rPr>
+                <w:rFonts w:hint="eastAsia"/>
+              </w:rPr>
+              <w:t xml:space="preserve"> 만들어서 위아래로 움직이는 간단한 코드를 작성해서, 여러 </w:t>
+            </w:r>
+            <w:proofErr w:type="spellStart"/>
+            <w:r>
+              <w:rPr>
+                <w:rFonts w:hint="eastAsia"/>
+              </w:rPr>
+              <w:t>에셋을</w:t>
+            </w:r>
+            <w:proofErr w:type="spellEnd"/>
+            <w:r>
+              <w:rPr>
+                <w:rFonts w:hint="eastAsia"/>
+              </w:rPr>
+              <w:t xml:space="preserve"> 컴포넌트로 붙이는 실습을 진행했다.</w:t>
+            </w:r>
+            <w:r>
+              <w:rPr>
+                <w:rFonts w:hint="eastAsia"/>
+              </w:rPr>
+              <w:t xml:space="preserve"> </w:t>
+            </w:r>
+            <w:proofErr w:type="spellStart"/>
+            <w:r>
+              <w:rPr>
+                <w:rFonts w:hint="eastAsia"/>
+              </w:rPr>
+              <w:t>언리얼</w:t>
+            </w:r>
+            <w:proofErr w:type="spellEnd"/>
+            <w:r>
+              <w:rPr>
+                <w:rFonts w:hint="eastAsia"/>
+              </w:rPr>
+              <w:t xml:space="preserve"> 엔진에서 </w:t>
+            </w:r>
+            <w:proofErr w:type="spellStart"/>
+            <w:r>
+              <w:rPr>
+                <w:rFonts w:hint="eastAsia"/>
+              </w:rPr>
+              <w:t>라이브코딩하는</w:t>
+            </w:r>
+            <w:proofErr w:type="spellEnd"/>
+            <w:r>
+              <w:rPr>
+                <w:rFonts w:hint="eastAsia"/>
+              </w:rPr>
+              <w:t xml:space="preserve"> 방법도 배웠다.</w:t>
             </w:r>
           </w:p>
           <w:p/>
@@ -1260,7 +1717,35 @@
                 <w:rFonts w:hint="eastAsia"/>
               </w:rPr>
               <w:lastRenderedPageBreak/>
-              <w:t xml:space="preserve">FBX 애니메이션을 출력하는 부분까지 하지 못했다. 강의에서 캐릭터 모델을 바꾸는 부분을 수강했는데, 블루프린트 에셋에서 가져온 파일을 가지고 한 거라 </w:t>
+              <w:t xml:space="preserve">FBX 애니메이션을 출력하는 부분까지 하지 못했다. 강의에서 캐릭터 모델을 바꾸는 부분을 수강했는데, </w:t>
+            </w:r>
+            <w:proofErr w:type="spellStart"/>
+            <w:r>
+              <w:rPr>
+                <w:rFonts w:hint="eastAsia"/>
+              </w:rPr>
+              <w:t>블루프린트</w:t>
+            </w:r>
+            <w:proofErr w:type="spellEnd"/>
+            <w:r>
+              <w:rPr>
+                <w:rFonts w:hint="eastAsia"/>
+              </w:rPr>
+              <w:t xml:space="preserve"> </w:t>
+            </w:r>
+            <w:proofErr w:type="spellStart"/>
+            <w:r>
+              <w:rPr>
+                <w:rFonts w:hint="eastAsia"/>
+              </w:rPr>
+              <w:t>에셋에서</w:t>
+            </w:r>
+            <w:proofErr w:type="spellEnd"/>
+            <w:r>
+              <w:rPr>
+                <w:rFonts w:hint="eastAsia"/>
+              </w:rPr>
+              <w:t xml:space="preserve"> 가져온 파일을 가지고 한 거라 </w:t>
             </w:r>
             <w:r>
               <w:rPr>
@@ -1272,7 +1757,21 @@
               <w:rPr>
                 <w:rFonts w:hint="eastAsia"/>
               </w:rPr>
-              <w:t>이번 주에는 구글링 해서 FBX 파일과 애니메이션을 연결하는 방법을 찾아봐야겠다.</w:t>
+              <w:t xml:space="preserve">이번 주에는 </w:t>
+            </w:r>
+            <w:proofErr w:type="spellStart"/>
+            <w:r>
+              <w:rPr>
+                <w:rFonts w:hint="eastAsia"/>
+              </w:rPr>
+              <w:t>구글링</w:t>
+            </w:r>
+            <w:proofErr w:type="spellEnd"/>
+            <w:r>
+              <w:rPr>
+                <w:rFonts w:hint="eastAsia"/>
+              </w:rPr>
+              <w:t xml:space="preserve"> 해서 FBX 파일과 애니메이션을 연결하는 방법을 찾아봐야겠다.</w:t>
             </w:r>
           </w:p>
           <w:p>
@@ -1291,11 +1790,47 @@
               </w:rPr>
               <w:t xml:space="preserve"> </w:t>
             </w:r>
-            <w:r>
-              <w:rPr>
-                <w:rFonts w:hint="eastAsia"/>
-              </w:rPr>
-              <w:t xml:space="preserve">GameInstance를 상속받은 MyGameInstance 객체를 가지고 언리얼 엔진 Output에서 Hello UE 5.6을 출력하는 </w:t>
+            <w:proofErr w:type="spellStart"/>
+            <w:r>
+              <w:rPr>
+                <w:rFonts w:hint="eastAsia"/>
+              </w:rPr>
+              <w:t>GameInstance</w:t>
+            </w:r>
+            <w:proofErr w:type="spellEnd"/>
+            <w:r>
+              <w:rPr>
+                <w:rFonts w:hint="eastAsia"/>
+              </w:rPr>
+              <w:t xml:space="preserve">를 상속받은 </w:t>
+            </w:r>
+            <w:proofErr w:type="spellStart"/>
+            <w:r>
+              <w:rPr>
+                <w:rFonts w:hint="eastAsia"/>
+              </w:rPr>
+              <w:t>MyGameInstance</w:t>
+            </w:r>
+            <w:proofErr w:type="spellEnd"/>
+            <w:r>
+              <w:rPr>
+                <w:rFonts w:hint="eastAsia"/>
+              </w:rPr>
+              <w:t xml:space="preserve"> 객체를 가지고 </w:t>
+            </w:r>
+            <w:proofErr w:type="spellStart"/>
+            <w:r>
+              <w:rPr>
+                <w:rFonts w:hint="eastAsia"/>
+              </w:rPr>
+              <w:t>언리얼</w:t>
+            </w:r>
+            <w:proofErr w:type="spellEnd"/>
+            <w:r>
+              <w:rPr>
+                <w:rFonts w:hint="eastAsia"/>
+              </w:rPr>
+              <w:t xml:space="preserve"> 엔진 Output에서 Hello UE 5.6을 출력하는 </w:t>
             </w:r>
             <w:r>
               <w:rPr>
@@ -1436,7 +1971,21 @@
               <w:rPr>
                 <w:rFonts w:hint="eastAsia"/>
               </w:rPr>
-              <w:t xml:space="preserve">이번 미팅까지 과제를 다 해결하려고 했는데 아직까지 언리얼 기초 지식이 많이 부족해서 해결하지 못한 것 같다. </w:t>
+              <w:t xml:space="preserve">이번 미팅까지 과제를 다 해결하려고 했는데 아직까지 </w:t>
+            </w:r>
+            <w:proofErr w:type="spellStart"/>
+            <w:r>
+              <w:rPr>
+                <w:rFonts w:hint="eastAsia"/>
+              </w:rPr>
+              <w:t>언리얼</w:t>
+            </w:r>
+            <w:proofErr w:type="spellEnd"/>
+            <w:r>
+              <w:rPr>
+                <w:rFonts w:hint="eastAsia"/>
+              </w:rPr>
+              <w:t xml:space="preserve"> 기초 지식이 많이 부족해서 해결하지 못한 것 같다. </w:t>
             </w:r>
             <w:r>
               <w:rPr>
